--- a/round1/output/docx_sections/CPO Central Permit Office.docx
+++ b/round1/output/docx_sections/CPO Central Permit Office.docx
@@ -8,7 +8,7 @@
       </w:pPr>
       <w:r>
         <w:rPr>
-          <w:rFonts w:ascii="Aptos Display" w:hAnsi="Aptos Display"/>
+          <w:rFonts w:ascii="Aptos" w:hAnsi="Aptos"/>
           <w:b w:val="0"/>
           <w:i w:val="0"/>
           <w:color w:val="0F4761"/>
@@ -21,7 +21,7 @@
       <w:pPr/>
       <w:r>
         <w:rPr>
-          <w:rFonts w:ascii="Arial" w:hAnsi="Arial"/>
+          <w:rFonts w:ascii="Aptos" w:hAnsi="Aptos"/>
           <w:b w:val="0"/>
           <w:i/>
           <w:color w:val="000000"/>
@@ -34,7 +34,7 @@
       <w:pPr/>
       <w:r>
         <w:rPr>
-          <w:rFonts w:ascii="Arial" w:hAnsi="Arial"/>
+          <w:rFonts w:ascii="Aptos" w:hAnsi="Aptos"/>
           <w:b/>
           <w:i/>
           <w:color w:val="000000"/>
@@ -44,7 +44,7 @@
       </w:r>
       <w:r>
         <w:rPr>
-          <w:rFonts w:ascii="Arial" w:hAnsi="Arial"/>
+          <w:rFonts w:ascii="Aptos" w:hAnsi="Aptos"/>
           <w:b w:val="0"/>
           <w:i/>
           <w:color w:val="000000"/>
@@ -57,7 +57,7 @@
       <w:pPr/>
       <w:r>
         <w:rPr>
-          <w:rFonts w:ascii="Arial" w:hAnsi="Arial"/>
+          <w:rFonts w:ascii="Aptos" w:hAnsi="Aptos"/>
           <w:b/>
           <w:i w:val="0"/>
           <w:color w:val="000000"/>
@@ -67,7 +67,7 @@
       </w:r>
       <w:r>
         <w:rPr>
-          <w:rFonts w:ascii="Arial" w:hAnsi="Arial"/>
+          <w:rFonts w:ascii="Aptos" w:hAnsi="Aptos"/>
           <w:b w:val="0"/>
           <w:i w:val="0"/>
           <w:color w:val="000000"/>
@@ -80,7 +80,7 @@
       <w:pPr/>
       <w:r>
         <w:rPr>
-          <w:rFonts w:ascii="Arial" w:hAnsi="Arial"/>
+          <w:rFonts w:ascii="Aptos" w:hAnsi="Aptos"/>
           <w:b w:val="0"/>
           <w:i w:val="0"/>
           <w:color w:val="000000"/>
@@ -96,21 +96,21 @@
       <w:pPr/>
       <w:r>
         <w:rPr>
-          <w:rFonts w:ascii="Arial" w:hAnsi="Arial"/>
+          <w:rFonts w:ascii="Aptos" w:hAnsi="Aptos"/>
           <w:b/>
           <w:i w:val="0"/>
           <w:color w:val="000000"/>
-          <w:sz w:val="22"/>
+          <w:sz w:val="24"/>
         </w:rPr>
         <w:t>Role</w:t>
       </w:r>
       <w:r>
         <w:rPr>
-          <w:rFonts w:ascii="Arial" w:hAnsi="Arial"/>
+          <w:rFonts w:ascii="Aptos" w:hAnsi="Aptos"/>
           <w:b w:val="0"/>
           <w:i w:val="0"/>
           <w:color w:val="000000"/>
-          <w:sz w:val="22"/>
+          <w:sz w:val="24"/>
         </w:rPr>
         <w:t>: The Central Permit Office (CPO) serves as the administrative and coordination hub for permit processing, application review, permit issuance, and interdepartmental review workflows. Staff manage permit applications from intake through issuance by coordinating with Plans Examiners, Fire, DPW, Code Enforcement, Engineering, and other reviewing agencies. Their responsibilities include permit intake, application routing, permit review coordination, property and permit research, Right-of-Way (ROW) permit administration, documentation management, contractor verification, and ensuring permit applications continue moving through the review process until issuance.</w:t>
       </w:r>
@@ -119,11 +119,11 @@
       <w:pPr/>
       <w:r>
         <w:rPr>
-          <w:rFonts w:ascii="Arial" w:hAnsi="Arial"/>
+          <w:rFonts w:ascii="Aptos" w:hAnsi="Aptos"/>
           <w:b w:val="0"/>
           <w:i w:val="0"/>
           <w:color w:val="000000"/>
-          <w:sz w:val="22"/>
+          <w:sz w:val="24"/>
         </w:rPr>
         <w:t xml:space="preserve"> </w:t>
       </w:r>
@@ -133,47 +133,35 @@
         <w:pStyle w:val="Heading3"/>
       </w:pPr>
       <w:r>
+        <w:rPr/>
+        <w:t>Responsibilities:</w:t>
+      </w:r>
+      <w:r>
+        <w:rPr/>
+        <w:t xml:space="preserve"> </w:t>
+      </w:r>
+    </w:p>
+    <w:p>
+      <w:pPr>
+        <w:pStyle w:val="ListParagraph"/>
+      </w:pPr>
+      <w:r>
         <w:rPr>
           <w:rFonts w:ascii="Aptos" w:hAnsi="Aptos"/>
-          <w:b w:val="0"/>
+          <w:b/>
           <w:i w:val="0"/>
-          <w:color w:val="0F4761"/>
-          <w:sz w:val="28"/>
+          <w:color w:val="000000"/>
+          <w:sz w:val="24"/>
         </w:rPr>
-        <w:t>Responsibilities:</w:t>
+        <w:t>Permit Intake &amp; Management:</w:t>
       </w:r>
       <w:r>
         <w:rPr>
           <w:rFonts w:ascii="Aptos" w:hAnsi="Aptos"/>
           <w:b w:val="0"/>
           <w:i w:val="0"/>
-          <w:color w:val="0F4761"/>
-          <w:sz w:val="28"/>
-        </w:rPr>
-        <w:t xml:space="preserve"> </w:t>
-      </w:r>
-    </w:p>
-    <w:p>
-      <w:pPr>
-        <w:pStyle w:val="ListParagraph"/>
-      </w:pPr>
-      <w:r>
-        <w:rPr>
-          <w:rFonts w:ascii="Arial" w:hAnsi="Arial"/>
-          <w:b/>
-          <w:i w:val="0"/>
           <w:color w:val="000000"/>
-          <w:sz w:val="22"/>
-        </w:rPr>
-        <w:t>Permit Intake &amp; Management:</w:t>
-      </w:r>
-      <w:r>
-        <w:rPr>
-          <w:rFonts w:ascii="Arial" w:hAnsi="Arial"/>
-          <w:b w:val="0"/>
-          <w:i w:val="0"/>
-          <w:color w:val="000000"/>
-          <w:sz w:val="22"/>
+          <w:sz w:val="24"/>
         </w:rPr>
         <w:t xml:space="preserve"> Receive, review, and process permit applications.</w:t>
       </w:r>
@@ -184,21 +172,21 @@
       </w:pPr>
       <w:r>
         <w:rPr>
-          <w:rFonts w:ascii="Arial" w:hAnsi="Arial"/>
+          <w:rFonts w:ascii="Aptos" w:hAnsi="Aptos"/>
           <w:b/>
           <w:i w:val="0"/>
           <w:color w:val="000000"/>
-          <w:sz w:val="22"/>
+          <w:sz w:val="24"/>
         </w:rPr>
         <w:t>Application Routing:</w:t>
       </w:r>
       <w:r>
         <w:rPr>
-          <w:rFonts w:ascii="Arial" w:hAnsi="Arial"/>
+          <w:rFonts w:ascii="Aptos" w:hAnsi="Aptos"/>
           <w:b w:val="0"/>
           <w:i w:val="0"/>
           <w:color w:val="000000"/>
-          <w:sz w:val="22"/>
+          <w:sz w:val="24"/>
         </w:rPr>
         <w:t xml:space="preserve"> Assign permit applications to appropriate reviewing departments.</w:t>
       </w:r>
@@ -209,21 +197,21 @@
       </w:pPr>
       <w:r>
         <w:rPr>
-          <w:rFonts w:ascii="Arial" w:hAnsi="Arial"/>
+          <w:rFonts w:ascii="Aptos" w:hAnsi="Aptos"/>
           <w:b/>
           <w:i w:val="0"/>
           <w:color w:val="000000"/>
-          <w:sz w:val="22"/>
+          <w:sz w:val="24"/>
         </w:rPr>
         <w:t>Permit Review Coordination:</w:t>
       </w:r>
       <w:r>
         <w:rPr>
-          <w:rFonts w:ascii="Arial" w:hAnsi="Arial"/>
+          <w:rFonts w:ascii="Aptos" w:hAnsi="Aptos"/>
           <w:b w:val="0"/>
           <w:i w:val="0"/>
           <w:color w:val="000000"/>
-          <w:sz w:val="22"/>
+          <w:sz w:val="24"/>
         </w:rPr>
         <w:t xml:space="preserve"> Coordinate review comments and approvals across departments.</w:t>
       </w:r>
@@ -234,21 +222,21 @@
       </w:pPr>
       <w:r>
         <w:rPr>
-          <w:rFonts w:ascii="Arial" w:hAnsi="Arial"/>
+          <w:rFonts w:ascii="Aptos" w:hAnsi="Aptos"/>
           <w:b/>
           <w:i w:val="0"/>
           <w:color w:val="000000"/>
-          <w:sz w:val="22"/>
+          <w:sz w:val="24"/>
         </w:rPr>
         <w:t>Project Tracking:</w:t>
       </w:r>
       <w:r>
         <w:rPr>
-          <w:rFonts w:ascii="Arial" w:hAnsi="Arial"/>
+          <w:rFonts w:ascii="Aptos" w:hAnsi="Aptos"/>
           <w:b w:val="0"/>
           <w:i w:val="0"/>
           <w:color w:val="000000"/>
-          <w:sz w:val="22"/>
+          <w:sz w:val="24"/>
         </w:rPr>
         <w:t xml:space="preserve"> Monitor permit applications from submission through issuance.</w:t>
       </w:r>
@@ -259,21 +247,21 @@
       </w:pPr>
       <w:r>
         <w:rPr>
-          <w:rFonts w:ascii="Arial" w:hAnsi="Arial"/>
+          <w:rFonts w:ascii="Aptos" w:hAnsi="Aptos"/>
           <w:b/>
           <w:i w:val="0"/>
           <w:color w:val="000000"/>
-          <w:sz w:val="22"/>
+          <w:sz w:val="24"/>
         </w:rPr>
         <w:t>ROW Permit Administration:</w:t>
       </w:r>
       <w:r>
         <w:rPr>
-          <w:rFonts w:ascii="Arial" w:hAnsi="Arial"/>
+          <w:rFonts w:ascii="Aptos" w:hAnsi="Aptos"/>
           <w:b w:val="0"/>
           <w:i w:val="0"/>
           <w:color w:val="000000"/>
-          <w:sz w:val="22"/>
+          <w:sz w:val="24"/>
         </w:rPr>
         <w:t xml:space="preserve"> Manage and track Right-of-Way permit applications.</w:t>
       </w:r>
@@ -284,21 +272,21 @@
       </w:pPr>
       <w:r>
         <w:rPr>
-          <w:rFonts w:ascii="Arial" w:hAnsi="Arial"/>
+          <w:rFonts w:ascii="Aptos" w:hAnsi="Aptos"/>
           <w:b/>
           <w:i w:val="0"/>
           <w:color w:val="000000"/>
-          <w:sz w:val="22"/>
+          <w:sz w:val="24"/>
         </w:rPr>
         <w:t>Property Research:</w:t>
       </w:r>
       <w:r>
         <w:rPr>
-          <w:rFonts w:ascii="Arial" w:hAnsi="Arial"/>
+          <w:rFonts w:ascii="Aptos" w:hAnsi="Aptos"/>
           <w:b w:val="0"/>
           <w:i w:val="0"/>
           <w:color w:val="000000"/>
-          <w:sz w:val="22"/>
+          <w:sz w:val="24"/>
         </w:rPr>
         <w:t xml:space="preserve"> Research permit history, ownership records, violations, and historical property information.</w:t>
       </w:r>
@@ -309,21 +297,21 @@
       </w:pPr>
       <w:r>
         <w:rPr>
-          <w:rFonts w:ascii="Arial" w:hAnsi="Arial"/>
+          <w:rFonts w:ascii="Aptos" w:hAnsi="Aptos"/>
           <w:b/>
           <w:i w:val="0"/>
           <w:color w:val="000000"/>
-          <w:sz w:val="22"/>
+          <w:sz w:val="24"/>
         </w:rPr>
         <w:t>Contractor Verification:</w:t>
       </w:r>
       <w:r>
         <w:rPr>
-          <w:rFonts w:ascii="Arial" w:hAnsi="Arial"/>
+          <w:rFonts w:ascii="Aptos" w:hAnsi="Aptos"/>
           <w:b w:val="0"/>
           <w:i w:val="0"/>
           <w:color w:val="000000"/>
-          <w:sz w:val="22"/>
+          <w:sz w:val="24"/>
         </w:rPr>
         <w:t xml:space="preserve"> Maintain contractor and insurance records.</w:t>
       </w:r>
@@ -334,21 +322,21 @@
       </w:pPr>
       <w:r>
         <w:rPr>
-          <w:rFonts w:ascii="Arial" w:hAnsi="Arial"/>
+          <w:rFonts w:ascii="Aptos" w:hAnsi="Aptos"/>
           <w:b/>
           <w:i w:val="0"/>
           <w:color w:val="000000"/>
-          <w:sz w:val="22"/>
+          <w:sz w:val="24"/>
         </w:rPr>
         <w:t>Documentation Management:</w:t>
       </w:r>
       <w:r>
         <w:rPr>
-          <w:rFonts w:ascii="Arial" w:hAnsi="Arial"/>
+          <w:rFonts w:ascii="Aptos" w:hAnsi="Aptos"/>
           <w:b w:val="0"/>
           <w:i w:val="0"/>
           <w:color w:val="000000"/>
-          <w:sz w:val="22"/>
+          <w:sz w:val="24"/>
         </w:rPr>
         <w:t xml:space="preserve"> Manage permit documentation, plans, and supporting records.</w:t>
       </w:r>
@@ -359,21 +347,21 @@
       </w:pPr>
       <w:r>
         <w:rPr>
-          <w:rFonts w:ascii="Arial" w:hAnsi="Arial"/>
+          <w:rFonts w:ascii="Aptos" w:hAnsi="Aptos"/>
           <w:b/>
           <w:i w:val="0"/>
           <w:color w:val="000000"/>
-          <w:sz w:val="22"/>
+          <w:sz w:val="24"/>
         </w:rPr>
         <w:t>Historical Record Research:</w:t>
       </w:r>
       <w:r>
         <w:rPr>
-          <w:rFonts w:ascii="Arial" w:hAnsi="Arial"/>
+          <w:rFonts w:ascii="Aptos" w:hAnsi="Aptos"/>
           <w:b w:val="0"/>
           <w:i w:val="0"/>
           <w:color w:val="000000"/>
-          <w:sz w:val="22"/>
+          <w:sz w:val="24"/>
         </w:rPr>
         <w:t xml:space="preserve"> Retrieve information from IPS, OnBase, AS400, and Microfilm archives.</w:t>
       </w:r>
@@ -384,21 +372,21 @@
       </w:pPr>
       <w:r>
         <w:rPr>
-          <w:rFonts w:ascii="Arial" w:hAnsi="Arial"/>
+          <w:rFonts w:ascii="Aptos" w:hAnsi="Aptos"/>
           <w:b/>
           <w:i w:val="0"/>
           <w:color w:val="000000"/>
-          <w:sz w:val="22"/>
+          <w:sz w:val="24"/>
         </w:rPr>
         <w:t>Applicant Support:</w:t>
       </w:r>
       <w:r>
         <w:rPr>
-          <w:rFonts w:ascii="Arial" w:hAnsi="Arial"/>
+          <w:rFonts w:ascii="Aptos" w:hAnsi="Aptos"/>
           <w:b w:val="0"/>
           <w:i w:val="0"/>
           <w:color w:val="000000"/>
-          <w:sz w:val="22"/>
+          <w:sz w:val="24"/>
         </w:rPr>
         <w:t xml:space="preserve"> Communicate permit requirements, deficiencies, and application status.</w:t>
       </w:r>
@@ -409,21 +397,21 @@
       </w:pPr>
       <w:r>
         <w:rPr>
-          <w:rFonts w:ascii="Arial" w:hAnsi="Arial"/>
+          <w:rFonts w:ascii="Aptos" w:hAnsi="Aptos"/>
           <w:b/>
           <w:i w:val="0"/>
           <w:color w:val="000000"/>
-          <w:sz w:val="22"/>
+          <w:sz w:val="24"/>
         </w:rPr>
         <w:t>Permit Issuance:</w:t>
       </w:r>
       <w:r>
         <w:rPr>
-          <w:rFonts w:ascii="Arial" w:hAnsi="Arial"/>
+          <w:rFonts w:ascii="Aptos" w:hAnsi="Aptos"/>
           <w:b w:val="0"/>
           <w:i w:val="0"/>
           <w:color w:val="000000"/>
-          <w:sz w:val="22"/>
+          <w:sz w:val="24"/>
         </w:rPr>
         <w:t xml:space="preserve"> Finalize permit approvals and issuance once review requirements are met.</w:t>
       </w:r>
@@ -434,21 +422,21 @@
       </w:pPr>
       <w:r>
         <w:rPr>
-          <w:rFonts w:ascii="Arial" w:hAnsi="Arial"/>
+          <w:rFonts w:ascii="Aptos" w:hAnsi="Aptos"/>
           <w:b/>
           <w:i w:val="0"/>
           <w:color w:val="000000"/>
-          <w:sz w:val="22"/>
+          <w:sz w:val="24"/>
         </w:rPr>
         <w:t>Interdepartmental Coordination:</w:t>
       </w:r>
       <w:r>
         <w:rPr>
-          <w:rFonts w:ascii="Arial" w:hAnsi="Arial"/>
+          <w:rFonts w:ascii="Aptos" w:hAnsi="Aptos"/>
           <w:b w:val="0"/>
           <w:i w:val="0"/>
           <w:color w:val="000000"/>
-          <w:sz w:val="22"/>
+          <w:sz w:val="24"/>
         </w:rPr>
         <w:t xml:space="preserve"> Coordinate with Plans Examiners, Code Enforcement, Fire, DPW, Engineering, and other reviewing agencies.</w:t>
       </w:r>
@@ -458,27 +446,21 @@
         <w:pStyle w:val="Heading3"/>
       </w:pPr>
       <w:r>
+        <w:rPr/>
+        <w:t>Process:</w:t>
+      </w:r>
+    </w:p>
+    <w:p>
+      <w:pPr>
+        <w:pStyle w:val="ListParagraph"/>
+      </w:pPr>
+      <w:r>
         <w:rPr>
           <w:rFonts w:ascii="Aptos" w:hAnsi="Aptos"/>
           <w:b w:val="0"/>
           <w:i w:val="0"/>
-          <w:color w:val="0F4761"/>
-          <w:sz w:val="28"/>
-        </w:rPr>
-        <w:t>Process:</w:t>
-      </w:r>
-    </w:p>
-    <w:p>
-      <w:pPr>
-        <w:pStyle w:val="ListParagraph"/>
-      </w:pPr>
-      <w:r>
-        <w:rPr>
-          <w:rFonts w:ascii="Arial" w:hAnsi="Arial"/>
-          <w:b w:val="0"/>
-          <w:i w:val="0"/>
           <w:color w:val="000000"/>
-          <w:sz w:val="22"/>
+          <w:sz w:val="24"/>
         </w:rPr>
         <w:t>Intake/Scheduling</w:t>
       </w:r>
@@ -489,11 +471,11 @@
       </w:pPr>
       <w:r>
         <w:rPr>
-          <w:rFonts w:ascii="Arial" w:hAnsi="Arial"/>
+          <w:rFonts w:ascii="Aptos" w:hAnsi="Aptos"/>
           <w:b/>
           <w:i w:val="0"/>
           <w:color w:val="000000"/>
-          <w:sz w:val="22"/>
+          <w:sz w:val="24"/>
         </w:rPr>
         <w:t>Application Intake</w:t>
       </w:r>
@@ -504,21 +486,21 @@
       </w:pPr>
       <w:r>
         <w:rPr>
-          <w:rFonts w:ascii="Arial" w:hAnsi="Arial"/>
+          <w:rFonts w:ascii="Aptos" w:hAnsi="Aptos"/>
           <w:b/>
           <w:i w:val="0"/>
           <w:color w:val="000000"/>
-          <w:sz w:val="22"/>
+          <w:sz w:val="24"/>
         </w:rPr>
         <w:t>Application Submission:</w:t>
       </w:r>
       <w:r>
         <w:rPr>
-          <w:rFonts w:ascii="Arial" w:hAnsi="Arial"/>
+          <w:rFonts w:ascii="Aptos" w:hAnsi="Aptos"/>
           <w:b w:val="0"/>
           <w:i w:val="0"/>
           <w:color w:val="000000"/>
-          <w:sz w:val="22"/>
+          <w:sz w:val="24"/>
         </w:rPr>
         <w:t xml:space="preserve"> Applicants submit permit applications through Camino.</w:t>
       </w:r>
@@ -529,21 +511,21 @@
       </w:pPr>
       <w:r>
         <w:rPr>
-          <w:rFonts w:ascii="Arial" w:hAnsi="Arial"/>
+          <w:rFonts w:ascii="Aptos" w:hAnsi="Aptos"/>
           <w:b/>
           <w:i w:val="0"/>
           <w:color w:val="000000"/>
-          <w:sz w:val="22"/>
+          <w:sz w:val="24"/>
         </w:rPr>
         <w:t>Application Verification:</w:t>
       </w:r>
       <w:r>
         <w:rPr>
-          <w:rFonts w:ascii="Arial" w:hAnsi="Arial"/>
+          <w:rFonts w:ascii="Aptos" w:hAnsi="Aptos"/>
           <w:b w:val="0"/>
           <w:i w:val="0"/>
           <w:color w:val="000000"/>
-          <w:sz w:val="22"/>
+          <w:sz w:val="24"/>
         </w:rPr>
         <w:t xml:space="preserve"> Staff review applications for completeness and required documentation.</w:t>
       </w:r>
@@ -554,23 +536,63 @@
       </w:pPr>
       <w:r>
         <w:rPr>
-          <w:rFonts w:ascii="Arial" w:hAnsi="Arial"/>
+          <w:rFonts w:ascii="Aptos" w:hAnsi="Aptos"/>
           <w:b/>
           <w:i w:val="0"/>
           <w:color w:val="000000"/>
-          <w:sz w:val="22"/>
+          <w:sz w:val="24"/>
         </w:rPr>
         <w:t>Document Validation:</w:t>
       </w:r>
       <w:r>
         <w:rPr>
-          <w:rFonts w:ascii="Arial" w:hAnsi="Arial"/>
+          <w:rFonts w:ascii="Aptos" w:hAnsi="Aptos"/>
           <w:b w:val="0"/>
           <w:i w:val="0"/>
           <w:color w:val="000000"/>
-          <w:sz w:val="22"/>
+          <w:sz w:val="24"/>
         </w:rPr>
-        <w:t xml:space="preserve"> Verify plans, contractor information, insurance documentation, and supporting materials.</w:t>
+        <w:t xml:space="preserve"> Verify plans, contractor information, documentation</w:t>
+      </w:r>
+      <w:r>
+        <w:rPr>
+          <w:rFonts w:ascii="Aptos" w:hAnsi="Aptos"/>
+          <w:b w:val="0"/>
+          <w:i w:val="0"/>
+          <w:color w:val="000000"/>
+          <w:sz w:val="24"/>
+        </w:rPr>
+        <w:t>s</w:t>
+      </w:r>
+      <w:r>
+        <w:rPr>
+          <w:rFonts w:ascii="Aptos" w:hAnsi="Aptos"/>
+          <w:b w:val="0"/>
+          <w:i w:val="0"/>
+          <w:color w:val="000000"/>
+          <w:sz w:val="24"/>
+        </w:rPr>
+        <w:t xml:space="preserve">, and </w:t>
+      </w:r>
+      <w:r>
+        <w:rPr>
+          <w:rFonts w:ascii="Aptos" w:hAnsi="Aptos"/>
+          <w:b w:val="0"/>
+          <w:i w:val="0"/>
+          <w:color w:val="000000"/>
+          <w:sz w:val="24"/>
+        </w:rPr>
+        <w:t>support</w:t>
+      </w:r>
+      <w:r>
+        <w:rPr>
+          <w:rFonts w:ascii="Aptos" w:hAnsi="Aptos"/>
+          <w:b w:val="0"/>
+          <w:i w:val="0"/>
+          <w:color w:val="000000"/>
+          <w:sz w:val="24"/>
+        </w:rPr>
+        <w:t>ing materials.</w:t>
       </w:r>
     </w:p>
     <w:p>
@@ -579,21 +601,21 @@
       </w:pPr>
       <w:r>
         <w:rPr>
-          <w:rFonts w:ascii="Arial" w:hAnsi="Arial"/>
+          <w:rFonts w:ascii="Aptos" w:hAnsi="Aptos"/>
           <w:b/>
           <w:i w:val="0"/>
           <w:color w:val="000000"/>
-          <w:sz w:val="22"/>
+          <w:sz w:val="24"/>
         </w:rPr>
         <w:t>Application Routing:</w:t>
       </w:r>
       <w:r>
         <w:rPr>
-          <w:rFonts w:ascii="Arial" w:hAnsi="Arial"/>
+          <w:rFonts w:ascii="Aptos" w:hAnsi="Aptos"/>
           <w:b w:val="0"/>
           <w:i w:val="0"/>
           <w:color w:val="000000"/>
-          <w:sz w:val="22"/>
+          <w:sz w:val="24"/>
         </w:rPr>
         <w:t xml:space="preserve"> Route applications to reviewing departments for technical review.</w:t>
       </w:r>
@@ -604,11 +626,11 @@
       </w:pPr>
       <w:r>
         <w:rPr>
-          <w:rFonts w:ascii="Arial" w:hAnsi="Arial"/>
+          <w:rFonts w:ascii="Aptos" w:hAnsi="Aptos"/>
           <w:b/>
           <w:i w:val="0"/>
           <w:color w:val="000000"/>
-          <w:sz w:val="22"/>
+          <w:sz w:val="24"/>
         </w:rPr>
         <w:t>Review Assignment</w:t>
       </w:r>
@@ -619,21 +641,21 @@
       </w:pPr>
       <w:r>
         <w:rPr>
-          <w:rFonts w:ascii="Arial" w:hAnsi="Arial"/>
+          <w:rFonts w:ascii="Aptos" w:hAnsi="Aptos"/>
           <w:b/>
           <w:i w:val="0"/>
           <w:color w:val="000000"/>
-          <w:sz w:val="22"/>
+          <w:sz w:val="24"/>
         </w:rPr>
         <w:t>Reviewer Assignment:</w:t>
       </w:r>
       <w:r>
         <w:rPr>
-          <w:rFonts w:ascii="Arial" w:hAnsi="Arial"/>
+          <w:rFonts w:ascii="Aptos" w:hAnsi="Aptos"/>
           <w:b w:val="0"/>
           <w:i w:val="0"/>
           <w:color w:val="000000"/>
-          <w:sz w:val="22"/>
+          <w:sz w:val="24"/>
         </w:rPr>
         <w:t xml:space="preserve"> Assign applications to Plans Examiners and reviewing departments.</w:t>
       </w:r>
@@ -644,21 +666,21 @@
       </w:pPr>
       <w:r>
         <w:rPr>
-          <w:rFonts w:ascii="Arial" w:hAnsi="Arial"/>
+          <w:rFonts w:ascii="Aptos" w:hAnsi="Aptos"/>
           <w:b/>
           <w:i w:val="0"/>
           <w:color w:val="000000"/>
-          <w:sz w:val="22"/>
+          <w:sz w:val="24"/>
         </w:rPr>
         <w:t>Department Coordination:</w:t>
       </w:r>
       <w:r>
         <w:rPr>
-          <w:rFonts w:ascii="Arial" w:hAnsi="Arial"/>
+          <w:rFonts w:ascii="Aptos" w:hAnsi="Aptos"/>
           <w:b w:val="0"/>
           <w:i w:val="0"/>
           <w:color w:val="000000"/>
-          <w:sz w:val="22"/>
+          <w:sz w:val="24"/>
         </w:rPr>
         <w:t xml:space="preserve"> Route applications to Fire, Engineering, DPW, Utilities, and other stakeholders as needed.</w:t>
       </w:r>
@@ -669,21 +691,21 @@
       </w:pPr>
       <w:r>
         <w:rPr>
-          <w:rFonts w:ascii="Arial" w:hAnsi="Arial"/>
+          <w:rFonts w:ascii="Aptos" w:hAnsi="Aptos"/>
           <w:b/>
           <w:i w:val="0"/>
           <w:color w:val="000000"/>
-          <w:sz w:val="22"/>
+          <w:sz w:val="24"/>
         </w:rPr>
         <w:t>Review Tracking:</w:t>
       </w:r>
       <w:r>
         <w:rPr>
-          <w:rFonts w:ascii="Arial" w:hAnsi="Arial"/>
+          <w:rFonts w:ascii="Aptos" w:hAnsi="Aptos"/>
           <w:b w:val="0"/>
           <w:i w:val="0"/>
           <w:color w:val="000000"/>
-          <w:sz w:val="22"/>
+          <w:sz w:val="24"/>
         </w:rPr>
         <w:t xml:space="preserve"> Monitor progress and status of pending reviews.</w:t>
       </w:r>
@@ -694,11 +716,11 @@
       </w:pPr>
       <w:r>
         <w:rPr>
-          <w:rFonts w:ascii="Arial" w:hAnsi="Arial"/>
+          <w:rFonts w:ascii="Aptos" w:hAnsi="Aptos"/>
           <w:b/>
           <w:i w:val="0"/>
           <w:color w:val="000000"/>
-          <w:sz w:val="22"/>
+          <w:sz w:val="24"/>
         </w:rPr>
         <w:t>Applicant Coordination</w:t>
       </w:r>
@@ -709,21 +731,21 @@
       </w:pPr>
       <w:r>
         <w:rPr>
-          <w:rFonts w:ascii="Arial" w:hAnsi="Arial"/>
+          <w:rFonts w:ascii="Aptos" w:hAnsi="Aptos"/>
           <w:b/>
           <w:i w:val="0"/>
           <w:color w:val="000000"/>
-          <w:sz w:val="22"/>
+          <w:sz w:val="24"/>
         </w:rPr>
         <w:t>Deficiency Notifications:</w:t>
       </w:r>
       <w:r>
         <w:rPr>
-          <w:rFonts w:ascii="Arial" w:hAnsi="Arial"/>
+          <w:rFonts w:ascii="Aptos" w:hAnsi="Aptos"/>
           <w:b w:val="0"/>
           <w:i w:val="0"/>
           <w:color w:val="000000"/>
-          <w:sz w:val="22"/>
+          <w:sz w:val="24"/>
         </w:rPr>
         <w:t xml:space="preserve"> Communicate missing documentation or review comments to applicants.</w:t>
       </w:r>
@@ -734,21 +756,21 @@
       </w:pPr>
       <w:r>
         <w:rPr>
-          <w:rFonts w:ascii="Arial" w:hAnsi="Arial"/>
+          <w:rFonts w:ascii="Aptos" w:hAnsi="Aptos"/>
           <w:b/>
           <w:i w:val="0"/>
           <w:color w:val="000000"/>
-          <w:sz w:val="22"/>
+          <w:sz w:val="24"/>
         </w:rPr>
         <w:t>Status Updates:</w:t>
       </w:r>
       <w:r>
         <w:rPr>
-          <w:rFonts w:ascii="Arial" w:hAnsi="Arial"/>
+          <w:rFonts w:ascii="Aptos" w:hAnsi="Aptos"/>
           <w:b w:val="0"/>
           <w:i w:val="0"/>
           <w:color w:val="000000"/>
-          <w:sz w:val="22"/>
+          <w:sz w:val="24"/>
         </w:rPr>
         <w:t xml:space="preserve"> Respond to applicant inquiries regarding permit status and requirements.</w:t>
       </w:r>
@@ -759,14 +781,24 @@
       </w:pPr>
       <w:r>
         <w:rPr>
-          <w:rFonts w:ascii="Arial" w:hAnsi="Arial"/>
+          <w:rFonts w:ascii="Aptos" w:hAnsi="Aptos"/>
           <w:b w:val="0"/>
           <w:i w:val="0"/>
           <w:color w:val="000000"/>
-          <w:sz w:val="22"/>
+          <w:sz w:val="24"/>
         </w:rPr>
         <w:t>Inspection</w:t>
       </w:r>
+      <w:r>
+        <w:rPr>
+          <w:rFonts w:ascii="Aptos" w:hAnsi="Aptos"/>
+          <w:b w:val="0"/>
+          <w:i w:val="0"/>
+          <w:color w:val="000000"/>
+          <w:sz w:val="24"/>
+        </w:rPr>
+        <w:t>: Unlike inspectors, CPO does not conduct field inspections but supports inspection workflow through permit administration and review coordination.</w:t>
+      </w:r>
     </w:p>
     <w:p>
       <w:pPr>
@@ -774,11 +806,11 @@
       </w:pPr>
       <w:r>
         <w:rPr>
-          <w:rFonts w:ascii="Arial" w:hAnsi="Arial"/>
+          <w:rFonts w:ascii="Aptos" w:hAnsi="Aptos"/>
           <w:b/>
           <w:i w:val="0"/>
           <w:color w:val="000000"/>
-          <w:sz w:val="22"/>
+          <w:sz w:val="24"/>
         </w:rPr>
         <w:t>Permit Coordination</w:t>
       </w:r>
@@ -789,21 +821,21 @@
       </w:pPr>
       <w:r>
         <w:rPr>
-          <w:rFonts w:ascii="Arial" w:hAnsi="Arial"/>
+          <w:rFonts w:ascii="Aptos" w:hAnsi="Aptos"/>
           <w:b/>
           <w:i w:val="0"/>
           <w:color w:val="000000"/>
-          <w:sz w:val="22"/>
+          <w:sz w:val="24"/>
         </w:rPr>
         <w:t>Inspection Readiness Verification:</w:t>
       </w:r>
       <w:r>
         <w:rPr>
-          <w:rFonts w:ascii="Arial" w:hAnsi="Arial"/>
+          <w:rFonts w:ascii="Aptos" w:hAnsi="Aptos"/>
           <w:b w:val="0"/>
           <w:i w:val="0"/>
           <w:color w:val="000000"/>
-          <w:sz w:val="22"/>
+          <w:sz w:val="24"/>
         </w:rPr>
         <w:t xml:space="preserve"> Ensure permit reviews and approvals are completed before inspection activities begin.</w:t>
       </w:r>
@@ -814,21 +846,21 @@
       </w:pPr>
       <w:r>
         <w:rPr>
-          <w:rFonts w:ascii="Arial" w:hAnsi="Arial"/>
+          <w:rFonts w:ascii="Aptos" w:hAnsi="Aptos"/>
           <w:b/>
           <w:i w:val="0"/>
           <w:color w:val="000000"/>
-          <w:sz w:val="22"/>
+          <w:sz w:val="24"/>
         </w:rPr>
         <w:t>Inspector Coordination:</w:t>
       </w:r>
       <w:r>
         <w:rPr>
-          <w:rFonts w:ascii="Arial" w:hAnsi="Arial"/>
+          <w:rFonts w:ascii="Aptos" w:hAnsi="Aptos"/>
           <w:b w:val="0"/>
           <w:i w:val="0"/>
           <w:color w:val="000000"/>
-          <w:sz w:val="22"/>
+          <w:sz w:val="24"/>
         </w:rPr>
         <w:t xml:space="preserve"> Coordinate permit information with inspectors after permit issuance.</w:t>
       </w:r>
@@ -839,21 +871,21 @@
       </w:pPr>
       <w:r>
         <w:rPr>
-          <w:rFonts w:ascii="Arial" w:hAnsi="Arial"/>
+          <w:rFonts w:ascii="Aptos" w:hAnsi="Aptos"/>
           <w:b/>
           <w:i w:val="0"/>
           <w:color w:val="000000"/>
-          <w:sz w:val="22"/>
+          <w:sz w:val="24"/>
         </w:rPr>
         <w:t>Permit-to-Inspection Handoff:</w:t>
       </w:r>
       <w:r>
         <w:rPr>
-          <w:rFonts w:ascii="Arial" w:hAnsi="Arial"/>
+          <w:rFonts w:ascii="Aptos" w:hAnsi="Aptos"/>
           <w:b w:val="0"/>
           <w:i w:val="0"/>
           <w:color w:val="000000"/>
-          <w:sz w:val="22"/>
+          <w:sz w:val="24"/>
         </w:rPr>
         <w:t xml:space="preserve"> Transfer projects from permitting workflows into inspection workflows.</w:t>
       </w:r>
@@ -864,11 +896,11 @@
       </w:pPr>
       <w:r>
         <w:rPr>
-          <w:rFonts w:ascii="Arial" w:hAnsi="Arial"/>
+          <w:rFonts w:ascii="Aptos" w:hAnsi="Aptos"/>
           <w:b/>
           <w:i w:val="0"/>
           <w:color w:val="000000"/>
-          <w:sz w:val="22"/>
+          <w:sz w:val="24"/>
         </w:rPr>
         <w:t>Review Support</w:t>
       </w:r>
@@ -879,21 +911,21 @@
       </w:pPr>
       <w:r>
         <w:rPr>
-          <w:rFonts w:ascii="Arial" w:hAnsi="Arial"/>
+          <w:rFonts w:ascii="Aptos" w:hAnsi="Aptos"/>
           <w:b/>
           <w:i w:val="0"/>
           <w:color w:val="000000"/>
-          <w:sz w:val="22"/>
+          <w:sz w:val="24"/>
         </w:rPr>
         <w:t>Review Documentation:</w:t>
       </w:r>
       <w:r>
         <w:rPr>
-          <w:rFonts w:ascii="Arial" w:hAnsi="Arial"/>
+          <w:rFonts w:ascii="Aptos" w:hAnsi="Aptos"/>
           <w:b w:val="0"/>
           <w:i w:val="0"/>
           <w:color w:val="000000"/>
-          <w:sz w:val="22"/>
+          <w:sz w:val="24"/>
         </w:rPr>
         <w:t xml:space="preserve"> Ensure inspection-related permit information is available to inspectors.</w:t>
       </w:r>
@@ -904,49 +936,36 @@
       </w:pPr>
       <w:r>
         <w:rPr>
-          <w:rFonts w:ascii="Arial" w:hAnsi="Arial"/>
+          <w:rFonts w:ascii="Aptos" w:hAnsi="Aptos"/>
           <w:b/>
           <w:i w:val="0"/>
           <w:color w:val="000000"/>
-          <w:sz w:val="22"/>
+          <w:sz w:val="24"/>
         </w:rPr>
         <w:t>Permit Status Verification:</w:t>
       </w:r>
       <w:r>
         <w:rPr>
-          <w:rFonts w:ascii="Arial" w:hAnsi="Arial"/>
+          <w:rFonts w:ascii="Aptos" w:hAnsi="Aptos"/>
           <w:b w:val="0"/>
           <w:i w:val="0"/>
           <w:color w:val="000000"/>
-          <w:sz w:val="22"/>
+          <w:sz w:val="24"/>
         </w:rPr>
         <w:t xml:space="preserve"> Verify permit status prior to inspection requests.</w:t>
       </w:r>
     </w:p>
     <w:p>
-      <w:pPr/>
+      <w:pPr>
+        <w:pStyle w:val="ListParagraph"/>
+      </w:pPr>
       <w:r>
         <w:rPr>
-          <w:rFonts w:ascii="Arial" w:hAnsi="Arial"/>
+          <w:rFonts w:ascii="Aptos" w:hAnsi="Aptos"/>
           <w:b w:val="0"/>
           <w:i w:val="0"/>
           <w:color w:val="000000"/>
-          <w:sz w:val="22"/>
-        </w:rPr>
-        <w:t>Unlike inspectors, CPO does not conduct field inspections but supports inspection workflows through permit administration and review coordination.</w:t>
-      </w:r>
-    </w:p>
-    <w:p>
-      <w:pPr>
-        <w:pStyle w:val="ListParagraph"/>
-      </w:pPr>
-      <w:r>
-        <w:rPr>
-          <w:rFonts w:ascii="Arial" w:hAnsi="Arial"/>
-          <w:b w:val="0"/>
-          <w:i w:val="0"/>
-          <w:color w:val="000000"/>
-          <w:sz w:val="22"/>
+          <w:sz w:val="24"/>
         </w:rPr>
         <w:t>Case Management</w:t>
       </w:r>
@@ -957,11 +976,11 @@
       </w:pPr>
       <w:r>
         <w:rPr>
-          <w:rFonts w:ascii="Arial" w:hAnsi="Arial"/>
+          <w:rFonts w:ascii="Aptos" w:hAnsi="Aptos"/>
           <w:b/>
           <w:i w:val="0"/>
           <w:color w:val="000000"/>
-          <w:sz w:val="22"/>
+          <w:sz w:val="24"/>
         </w:rPr>
         <w:t>Permit Tracking</w:t>
       </w:r>
@@ -972,21 +991,21 @@
       </w:pPr>
       <w:r>
         <w:rPr>
-          <w:rFonts w:ascii="Arial" w:hAnsi="Arial"/>
+          <w:rFonts w:ascii="Aptos" w:hAnsi="Aptos"/>
           <w:b/>
           <w:i w:val="0"/>
           <w:color w:val="000000"/>
-          <w:sz w:val="22"/>
+          <w:sz w:val="24"/>
         </w:rPr>
         <w:t>Application Lifecycle Management:</w:t>
       </w:r>
       <w:r>
         <w:rPr>
-          <w:rFonts w:ascii="Arial" w:hAnsi="Arial"/>
+          <w:rFonts w:ascii="Aptos" w:hAnsi="Aptos"/>
           <w:b w:val="0"/>
           <w:i w:val="0"/>
           <w:color w:val="000000"/>
-          <w:sz w:val="22"/>
+          <w:sz w:val="24"/>
         </w:rPr>
         <w:t xml:space="preserve"> Track permits from submission through issuance.</w:t>
       </w:r>
@@ -997,21 +1016,21 @@
       </w:pPr>
       <w:r>
         <w:rPr>
-          <w:rFonts w:ascii="Arial" w:hAnsi="Arial"/>
+          <w:rFonts w:ascii="Aptos" w:hAnsi="Aptos"/>
           <w:b/>
           <w:i w:val="0"/>
           <w:color w:val="000000"/>
-          <w:sz w:val="22"/>
+          <w:sz w:val="24"/>
         </w:rPr>
         <w:t>Review Status Monitoring:</w:t>
       </w:r>
       <w:r>
         <w:rPr>
-          <w:rFonts w:ascii="Arial" w:hAnsi="Arial"/>
+          <w:rFonts w:ascii="Aptos" w:hAnsi="Aptos"/>
           <w:b w:val="0"/>
           <w:i w:val="0"/>
           <w:color w:val="000000"/>
-          <w:sz w:val="22"/>
+          <w:sz w:val="24"/>
         </w:rPr>
         <w:t xml:space="preserve"> Monitor outstanding reviews and departmental approvals.</w:t>
       </w:r>
@@ -1022,21 +1041,21 @@
       </w:pPr>
       <w:r>
         <w:rPr>
-          <w:rFonts w:ascii="Arial" w:hAnsi="Arial"/>
+          <w:rFonts w:ascii="Aptos" w:hAnsi="Aptos"/>
           <w:b/>
           <w:i w:val="0"/>
           <w:color w:val="000000"/>
-          <w:sz w:val="22"/>
+          <w:sz w:val="24"/>
         </w:rPr>
         <w:t>Permit History Research:</w:t>
       </w:r>
       <w:r>
         <w:rPr>
-          <w:rFonts w:ascii="Arial" w:hAnsi="Arial"/>
+          <w:rFonts w:ascii="Aptos" w:hAnsi="Aptos"/>
           <w:b w:val="0"/>
           <w:i w:val="0"/>
           <w:color w:val="000000"/>
-          <w:sz w:val="22"/>
+          <w:sz w:val="24"/>
         </w:rPr>
         <w:t xml:space="preserve"> Research historical permit records and related cases.</w:t>
       </w:r>
@@ -1047,11 +1066,11 @@
       </w:pPr>
       <w:r>
         <w:rPr>
-          <w:rFonts w:ascii="Arial" w:hAnsi="Arial"/>
+          <w:rFonts w:ascii="Aptos" w:hAnsi="Aptos"/>
           <w:b/>
           <w:i w:val="0"/>
           <w:color w:val="000000"/>
-          <w:sz w:val="22"/>
+          <w:sz w:val="24"/>
         </w:rPr>
         <w:t>Property Research</w:t>
       </w:r>
@@ -1062,21 +1081,21 @@
       </w:pPr>
       <w:r>
         <w:rPr>
-          <w:rFonts w:ascii="Arial" w:hAnsi="Arial"/>
+          <w:rFonts w:ascii="Aptos" w:hAnsi="Aptos"/>
           <w:b/>
           <w:i w:val="0"/>
           <w:color w:val="000000"/>
-          <w:sz w:val="22"/>
+          <w:sz w:val="24"/>
         </w:rPr>
         <w:t>Property History Research:</w:t>
       </w:r>
       <w:r>
         <w:rPr>
-          <w:rFonts w:ascii="Arial" w:hAnsi="Arial"/>
+          <w:rFonts w:ascii="Aptos" w:hAnsi="Aptos"/>
           <w:b w:val="0"/>
           <w:i w:val="0"/>
           <w:color w:val="000000"/>
-          <w:sz w:val="22"/>
+          <w:sz w:val="24"/>
         </w:rPr>
         <w:t xml:space="preserve"> Review historical permits, violations, and certificates.</w:t>
       </w:r>
@@ -1087,21 +1106,21 @@
       </w:pPr>
       <w:r>
         <w:rPr>
-          <w:rFonts w:ascii="Arial" w:hAnsi="Arial"/>
+          <w:rFonts w:ascii="Aptos" w:hAnsi="Aptos"/>
           <w:b/>
           <w:i w:val="0"/>
           <w:color w:val="000000"/>
-          <w:sz w:val="22"/>
+          <w:sz w:val="24"/>
         </w:rPr>
         <w:t>Ownership Verification:</w:t>
       </w:r>
       <w:r>
         <w:rPr>
-          <w:rFonts w:ascii="Arial" w:hAnsi="Arial"/>
+          <w:rFonts w:ascii="Aptos" w:hAnsi="Aptos"/>
           <w:b w:val="0"/>
           <w:i w:val="0"/>
           <w:color w:val="000000"/>
-          <w:sz w:val="22"/>
+          <w:sz w:val="24"/>
         </w:rPr>
         <w:t xml:space="preserve"> Research ownership and parcel information.</w:t>
       </w:r>
@@ -1112,21 +1131,21 @@
       </w:pPr>
       <w:r>
         <w:rPr>
-          <w:rFonts w:ascii="Arial" w:hAnsi="Arial"/>
+          <w:rFonts w:ascii="Aptos" w:hAnsi="Aptos"/>
           <w:b/>
           <w:i w:val="0"/>
           <w:color w:val="000000"/>
-          <w:sz w:val="22"/>
+          <w:sz w:val="24"/>
         </w:rPr>
         <w:t>Historical Archive Review:</w:t>
       </w:r>
       <w:r>
         <w:rPr>
-          <w:rFonts w:ascii="Arial" w:hAnsi="Arial"/>
+          <w:rFonts w:ascii="Aptos" w:hAnsi="Aptos"/>
           <w:b w:val="0"/>
           <w:i w:val="0"/>
           <w:color w:val="000000"/>
-          <w:sz w:val="22"/>
+          <w:sz w:val="24"/>
         </w:rPr>
         <w:t xml:space="preserve"> Access OnBase, AS400, and Microfilm records when necessary.</w:t>
       </w:r>
@@ -1137,11 +1156,11 @@
       </w:pPr>
       <w:r>
         <w:rPr>
-          <w:rFonts w:ascii="Arial" w:hAnsi="Arial"/>
+          <w:rFonts w:ascii="Aptos" w:hAnsi="Aptos"/>
           <w:b/>
           <w:i w:val="0"/>
           <w:color w:val="000000"/>
-          <w:sz w:val="22"/>
+          <w:sz w:val="24"/>
         </w:rPr>
         <w:t>Documentation Management</w:t>
       </w:r>
@@ -1152,21 +1171,21 @@
       </w:pPr>
       <w:r>
         <w:rPr>
-          <w:rFonts w:ascii="Arial" w:hAnsi="Arial"/>
+          <w:rFonts w:ascii="Aptos" w:hAnsi="Aptos"/>
           <w:b/>
           <w:i w:val="0"/>
           <w:color w:val="000000"/>
-          <w:sz w:val="22"/>
+          <w:sz w:val="24"/>
         </w:rPr>
         <w:t>Plan Storage:</w:t>
       </w:r>
       <w:r>
         <w:rPr>
-          <w:rFonts w:ascii="Arial" w:hAnsi="Arial"/>
+          <w:rFonts w:ascii="Aptos" w:hAnsi="Aptos"/>
           <w:b w:val="0"/>
           <w:i w:val="0"/>
           <w:color w:val="000000"/>
-          <w:sz w:val="22"/>
+          <w:sz w:val="24"/>
         </w:rPr>
         <w:t xml:space="preserve"> Maintain plan review records and documentation.</w:t>
       </w:r>
@@ -1177,21 +1196,21 @@
       </w:pPr>
       <w:r>
         <w:rPr>
-          <w:rFonts w:ascii="Arial" w:hAnsi="Arial"/>
+          <w:rFonts w:ascii="Aptos" w:hAnsi="Aptos"/>
           <w:b/>
           <w:i w:val="0"/>
           <w:color w:val="000000"/>
-          <w:sz w:val="22"/>
+          <w:sz w:val="24"/>
         </w:rPr>
         <w:t>Application Recordkeeping:</w:t>
       </w:r>
       <w:r>
         <w:rPr>
-          <w:rFonts w:ascii="Arial" w:hAnsi="Arial"/>
+          <w:rFonts w:ascii="Aptos" w:hAnsi="Aptos"/>
           <w:b w:val="0"/>
           <w:i w:val="0"/>
           <w:color w:val="000000"/>
-          <w:sz w:val="22"/>
+          <w:sz w:val="24"/>
         </w:rPr>
         <w:t xml:space="preserve"> Store permit applications and supporting materials.</w:t>
       </w:r>
@@ -1202,21 +1221,21 @@
       </w:pPr>
       <w:r>
         <w:rPr>
-          <w:rFonts w:ascii="Arial" w:hAnsi="Arial"/>
+          <w:rFonts w:ascii="Aptos" w:hAnsi="Aptos"/>
           <w:b/>
           <w:i w:val="0"/>
           <w:color w:val="000000"/>
-          <w:sz w:val="22"/>
+          <w:sz w:val="24"/>
         </w:rPr>
         <w:t>Review Comment Tracking:</w:t>
       </w:r>
       <w:r>
         <w:rPr>
-          <w:rFonts w:ascii="Arial" w:hAnsi="Arial"/>
+          <w:rFonts w:ascii="Aptos" w:hAnsi="Aptos"/>
           <w:b w:val="0"/>
           <w:i w:val="0"/>
           <w:color w:val="000000"/>
-          <w:sz w:val="22"/>
+          <w:sz w:val="24"/>
         </w:rPr>
         <w:t xml:space="preserve"> Consolidate comments from reviewing departments.</w:t>
       </w:r>
@@ -1227,21 +1246,21 @@
       </w:pPr>
       <w:r>
         <w:rPr>
-          <w:rFonts w:ascii="Arial" w:hAnsi="Arial"/>
+          <w:rFonts w:ascii="Aptos" w:hAnsi="Aptos"/>
           <w:b/>
           <w:i w:val="0"/>
           <w:color w:val="000000"/>
-          <w:sz w:val="22"/>
+          <w:sz w:val="24"/>
         </w:rPr>
         <w:t>Permit Record Maintenance:</w:t>
       </w:r>
       <w:r>
         <w:rPr>
-          <w:rFonts w:ascii="Arial" w:hAnsi="Arial"/>
+          <w:rFonts w:ascii="Aptos" w:hAnsi="Aptos"/>
           <w:b w:val="0"/>
           <w:i w:val="0"/>
           <w:color w:val="000000"/>
-          <w:sz w:val="22"/>
+          <w:sz w:val="24"/>
         </w:rPr>
         <w:t xml:space="preserve"> Maintain official permit records and documentation.</w:t>
       </w:r>
@@ -1252,11 +1271,11 @@
       </w:pPr>
       <w:r>
         <w:rPr>
-          <w:rFonts w:ascii="Arial" w:hAnsi="Arial"/>
+          <w:rFonts w:ascii="Aptos" w:hAnsi="Aptos"/>
           <w:b w:val="0"/>
           <w:i w:val="0"/>
           <w:color w:val="000000"/>
-          <w:sz w:val="22"/>
+          <w:sz w:val="24"/>
         </w:rPr>
         <w:t>Enforcement / non-compliance</w:t>
       </w:r>
@@ -1267,11 +1286,11 @@
       </w:pPr>
       <w:r>
         <w:rPr>
-          <w:rFonts w:ascii="Arial" w:hAnsi="Arial"/>
+          <w:rFonts w:ascii="Aptos" w:hAnsi="Aptos"/>
           <w:b/>
           <w:i w:val="0"/>
           <w:color w:val="000000"/>
-          <w:sz w:val="22"/>
+          <w:sz w:val="24"/>
         </w:rPr>
         <w:t>Permit Compliance Support</w:t>
       </w:r>
@@ -1282,21 +1301,21 @@
       </w:pPr>
       <w:r>
         <w:rPr>
-          <w:rFonts w:ascii="Arial" w:hAnsi="Arial"/>
+          <w:rFonts w:ascii="Aptos" w:hAnsi="Aptos"/>
           <w:b/>
           <w:i w:val="0"/>
           <w:color w:val="000000"/>
-          <w:sz w:val="22"/>
+          <w:sz w:val="24"/>
         </w:rPr>
         <w:t>Violation Research:</w:t>
       </w:r>
       <w:r>
         <w:rPr>
-          <w:rFonts w:ascii="Arial" w:hAnsi="Arial"/>
+          <w:rFonts w:ascii="Aptos" w:hAnsi="Aptos"/>
           <w:b w:val="0"/>
           <w:i w:val="0"/>
           <w:color w:val="000000"/>
-          <w:sz w:val="22"/>
+          <w:sz w:val="24"/>
         </w:rPr>
         <w:t xml:space="preserve"> Research code violations associated with permit applications.</w:t>
       </w:r>
@@ -1307,21 +1326,21 @@
       </w:pPr>
       <w:r>
         <w:rPr>
-          <w:rFonts w:ascii="Arial" w:hAnsi="Arial"/>
+          <w:rFonts w:ascii="Aptos" w:hAnsi="Aptos"/>
           <w:b/>
           <w:i w:val="0"/>
           <w:color w:val="000000"/>
-          <w:sz w:val="22"/>
+          <w:sz w:val="24"/>
         </w:rPr>
         <w:t>Permit Deficiency Management:</w:t>
       </w:r>
       <w:r>
         <w:rPr>
-          <w:rFonts w:ascii="Arial" w:hAnsi="Arial"/>
+          <w:rFonts w:ascii="Aptos" w:hAnsi="Aptos"/>
           <w:b w:val="0"/>
           <w:i w:val="0"/>
           <w:color w:val="000000"/>
-          <w:sz w:val="22"/>
+          <w:sz w:val="24"/>
         </w:rPr>
         <w:t xml:space="preserve"> Track permit deficiencies and incomplete submissions.</w:t>
       </w:r>
@@ -1332,21 +1351,21 @@
       </w:pPr>
       <w:r>
         <w:rPr>
-          <w:rFonts w:ascii="Arial" w:hAnsi="Arial"/>
+          <w:rFonts w:ascii="Aptos" w:hAnsi="Aptos"/>
           <w:b/>
           <w:i w:val="0"/>
           <w:color w:val="000000"/>
-          <w:sz w:val="22"/>
+          <w:sz w:val="24"/>
         </w:rPr>
         <w:t>Application Correction Requests:</w:t>
       </w:r>
       <w:r>
         <w:rPr>
-          <w:rFonts w:ascii="Arial" w:hAnsi="Arial"/>
+          <w:rFonts w:ascii="Aptos" w:hAnsi="Aptos"/>
           <w:b w:val="0"/>
           <w:i w:val="0"/>
           <w:color w:val="000000"/>
-          <w:sz w:val="22"/>
+          <w:sz w:val="24"/>
         </w:rPr>
         <w:t xml:space="preserve"> Return applications requiring revisions or additional documentation.</w:t>
       </w:r>
@@ -1357,11 +1376,11 @@
       </w:pPr>
       <w:r>
         <w:rPr>
-          <w:rFonts w:ascii="Arial" w:hAnsi="Arial"/>
+          <w:rFonts w:ascii="Aptos" w:hAnsi="Aptos"/>
           <w:b/>
           <w:i w:val="0"/>
           <w:color w:val="000000"/>
-          <w:sz w:val="22"/>
+          <w:sz w:val="24"/>
         </w:rPr>
         <w:t>Code Coordination</w:t>
       </w:r>
@@ -1372,21 +1391,21 @@
       </w:pPr>
       <w:r>
         <w:rPr>
-          <w:rFonts w:ascii="Arial" w:hAnsi="Arial"/>
+          <w:rFonts w:ascii="Aptos" w:hAnsi="Aptos"/>
           <w:b/>
           <w:i w:val="0"/>
           <w:color w:val="000000"/>
-          <w:sz w:val="22"/>
+          <w:sz w:val="24"/>
         </w:rPr>
         <w:t>Code Enforcement Coordination:</w:t>
       </w:r>
       <w:r>
         <w:rPr>
-          <w:rFonts w:ascii="Arial" w:hAnsi="Arial"/>
+          <w:rFonts w:ascii="Aptos" w:hAnsi="Aptos"/>
           <w:b w:val="0"/>
           <w:i w:val="0"/>
           <w:color w:val="000000"/>
-          <w:sz w:val="22"/>
+          <w:sz w:val="24"/>
         </w:rPr>
         <w:t xml:space="preserve"> Communicate permit activity related to active code violations.</w:t>
       </w:r>
@@ -1397,21 +1416,21 @@
       </w:pPr>
       <w:r>
         <w:rPr>
-          <w:rFonts w:ascii="Arial" w:hAnsi="Arial"/>
+          <w:rFonts w:ascii="Aptos" w:hAnsi="Aptos"/>
           <w:b/>
           <w:i w:val="0"/>
           <w:color w:val="000000"/>
-          <w:sz w:val="22"/>
+          <w:sz w:val="24"/>
         </w:rPr>
         <w:t>Violation Visibility Support:</w:t>
       </w:r>
       <w:r>
         <w:rPr>
-          <w:rFonts w:ascii="Arial" w:hAnsi="Arial"/>
+          <w:rFonts w:ascii="Aptos" w:hAnsi="Aptos"/>
           <w:b w:val="0"/>
           <w:i w:val="0"/>
           <w:color w:val="000000"/>
-          <w:sz w:val="22"/>
+          <w:sz w:val="24"/>
         </w:rPr>
         <w:t xml:space="preserve"> Provide permit-related information needed for code enforcement actions.</w:t>
       </w:r>
@@ -1422,21 +1441,21 @@
       </w:pPr>
       <w:r>
         <w:rPr>
-          <w:rFonts w:ascii="Arial" w:hAnsi="Arial"/>
+          <w:rFonts w:ascii="Aptos" w:hAnsi="Aptos"/>
           <w:b/>
           <w:i w:val="0"/>
           <w:color w:val="000000"/>
-          <w:sz w:val="22"/>
+          <w:sz w:val="24"/>
         </w:rPr>
         <w:t>Cross-Department Referrals:</w:t>
       </w:r>
       <w:r>
         <w:rPr>
-          <w:rFonts w:ascii="Arial" w:hAnsi="Arial"/>
+          <w:rFonts w:ascii="Aptos" w:hAnsi="Aptos"/>
           <w:b w:val="0"/>
           <w:i w:val="0"/>
           <w:color w:val="000000"/>
-          <w:sz w:val="22"/>
+          <w:sz w:val="24"/>
         </w:rPr>
         <w:t xml:space="preserve"> Coordinate between permitting and code enforcement functions.</w:t>
       </w:r>
@@ -1447,11 +1466,11 @@
       </w:pPr>
       <w:r>
         <w:rPr>
-          <w:rFonts w:ascii="Arial" w:hAnsi="Arial"/>
+          <w:rFonts w:ascii="Aptos" w:hAnsi="Aptos"/>
           <w:b/>
           <w:i w:val="0"/>
           <w:color w:val="000000"/>
-          <w:sz w:val="22"/>
+          <w:sz w:val="24"/>
         </w:rPr>
         <w:t>Compliance Monitoring</w:t>
       </w:r>
@@ -1462,21 +1481,21 @@
       </w:pPr>
       <w:r>
         <w:rPr>
-          <w:rFonts w:ascii="Arial" w:hAnsi="Arial"/>
+          <w:rFonts w:ascii="Aptos" w:hAnsi="Aptos"/>
           <w:b/>
           <w:i w:val="0"/>
           <w:color w:val="000000"/>
-          <w:sz w:val="22"/>
+          <w:sz w:val="24"/>
         </w:rPr>
         <w:t>Review Completion Monitoring:</w:t>
       </w:r>
       <w:r>
         <w:rPr>
-          <w:rFonts w:ascii="Arial" w:hAnsi="Arial"/>
+          <w:rFonts w:ascii="Aptos" w:hAnsi="Aptos"/>
           <w:b w:val="0"/>
           <w:i w:val="0"/>
           <w:color w:val="000000"/>
-          <w:sz w:val="22"/>
+          <w:sz w:val="24"/>
         </w:rPr>
         <w:t xml:space="preserve"> Ensure all review requirements are satisfied prior to issuance.</w:t>
       </w:r>
@@ -1487,21 +1506,21 @@
       </w:pPr>
       <w:r>
         <w:rPr>
-          <w:rFonts w:ascii="Arial" w:hAnsi="Arial"/>
+          <w:rFonts w:ascii="Aptos" w:hAnsi="Aptos"/>
           <w:b/>
           <w:i w:val="0"/>
           <w:color w:val="000000"/>
-          <w:sz w:val="22"/>
+          <w:sz w:val="24"/>
         </w:rPr>
         <w:t>Permit Requirement Enforcement:</w:t>
       </w:r>
       <w:r>
         <w:rPr>
-          <w:rFonts w:ascii="Arial" w:hAnsi="Arial"/>
+          <w:rFonts w:ascii="Aptos" w:hAnsi="Aptos"/>
           <w:b w:val="0"/>
           <w:i w:val="0"/>
           <w:color w:val="000000"/>
-          <w:sz w:val="22"/>
+          <w:sz w:val="24"/>
         </w:rPr>
         <w:t xml:space="preserve"> Prevent permit issuance until requirements are met.</w:t>
       </w:r>
@@ -1512,11 +1531,11 @@
       </w:pPr>
       <w:r>
         <w:rPr>
-          <w:rFonts w:ascii="Arial" w:hAnsi="Arial"/>
+          <w:rFonts w:ascii="Aptos" w:hAnsi="Aptos"/>
           <w:b w:val="0"/>
           <w:i w:val="0"/>
           <w:color w:val="000000"/>
-          <w:sz w:val="22"/>
+          <w:sz w:val="24"/>
         </w:rPr>
         <w:t>Communication</w:t>
       </w:r>
@@ -1527,11 +1546,11 @@
       </w:pPr>
       <w:r>
         <w:rPr>
-          <w:rFonts w:ascii="Arial" w:hAnsi="Arial"/>
+          <w:rFonts w:ascii="Aptos" w:hAnsi="Aptos"/>
           <w:b/>
           <w:i w:val="0"/>
           <w:color w:val="000000"/>
-          <w:sz w:val="22"/>
+          <w:sz w:val="24"/>
         </w:rPr>
         <w:t>Internal Communication</w:t>
       </w:r>
@@ -1542,21 +1561,21 @@
       </w:pPr>
       <w:r>
         <w:rPr>
-          <w:rFonts w:ascii="Arial" w:hAnsi="Arial"/>
+          <w:rFonts w:ascii="Aptos" w:hAnsi="Aptos"/>
           <w:b/>
           <w:i w:val="0"/>
           <w:color w:val="000000"/>
-          <w:sz w:val="22"/>
+          <w:sz w:val="24"/>
         </w:rPr>
         <w:t>Plans Examiner Coordination:</w:t>
       </w:r>
       <w:r>
         <w:rPr>
-          <w:rFonts w:ascii="Arial" w:hAnsi="Arial"/>
+          <w:rFonts w:ascii="Aptos" w:hAnsi="Aptos"/>
           <w:b w:val="0"/>
           <w:i w:val="0"/>
           <w:color w:val="000000"/>
-          <w:sz w:val="22"/>
+          <w:sz w:val="24"/>
         </w:rPr>
         <w:t xml:space="preserve"> Coordinate permit reviews and approvals.</w:t>
       </w:r>
@@ -1567,21 +1586,21 @@
       </w:pPr>
       <w:r>
         <w:rPr>
-          <w:rFonts w:ascii="Arial" w:hAnsi="Arial"/>
+          <w:rFonts w:ascii="Aptos" w:hAnsi="Aptos"/>
           <w:b/>
           <w:i w:val="0"/>
           <w:color w:val="000000"/>
-          <w:sz w:val="22"/>
+          <w:sz w:val="24"/>
         </w:rPr>
         <w:t>Code Enforcement Coordination:</w:t>
       </w:r>
       <w:r>
         <w:rPr>
-          <w:rFonts w:ascii="Arial" w:hAnsi="Arial"/>
+          <w:rFonts w:ascii="Aptos" w:hAnsi="Aptos"/>
           <w:b w:val="0"/>
           <w:i w:val="0"/>
           <w:color w:val="000000"/>
-          <w:sz w:val="22"/>
+          <w:sz w:val="24"/>
         </w:rPr>
         <w:t xml:space="preserve"> Communicate regarding permit-related violations and cases.</w:t>
       </w:r>
@@ -1592,21 +1611,21 @@
       </w:pPr>
       <w:r>
         <w:rPr>
-          <w:rFonts w:ascii="Arial" w:hAnsi="Arial"/>
+          <w:rFonts w:ascii="Aptos" w:hAnsi="Aptos"/>
           <w:b/>
           <w:i w:val="0"/>
           <w:color w:val="000000"/>
-          <w:sz w:val="22"/>
+          <w:sz w:val="24"/>
         </w:rPr>
         <w:t>Fire &amp; DPW Coordination:</w:t>
       </w:r>
       <w:r>
         <w:rPr>
-          <w:rFonts w:ascii="Arial" w:hAnsi="Arial"/>
+          <w:rFonts w:ascii="Aptos" w:hAnsi="Aptos"/>
           <w:b w:val="0"/>
           <w:i w:val="0"/>
           <w:color w:val="000000"/>
-          <w:sz w:val="22"/>
+          <w:sz w:val="24"/>
         </w:rPr>
         <w:t xml:space="preserve"> Route permits and review comments between departments.</w:t>
       </w:r>
@@ -1617,21 +1636,21 @@
       </w:pPr>
       <w:r>
         <w:rPr>
-          <w:rFonts w:ascii="Arial" w:hAnsi="Arial"/>
+          <w:rFonts w:ascii="Aptos" w:hAnsi="Aptos"/>
           <w:b/>
           <w:i w:val="0"/>
           <w:color w:val="000000"/>
-          <w:sz w:val="22"/>
+          <w:sz w:val="24"/>
         </w:rPr>
         <w:t>Review Team Meetings:</w:t>
       </w:r>
       <w:r>
         <w:rPr>
-          <w:rFonts w:ascii="Arial" w:hAnsi="Arial"/>
+          <w:rFonts w:ascii="Aptos" w:hAnsi="Aptos"/>
           <w:b w:val="0"/>
           <w:i w:val="0"/>
           <w:color w:val="000000"/>
-          <w:sz w:val="22"/>
+          <w:sz w:val="24"/>
         </w:rPr>
         <w:t xml:space="preserve"> Participate in review team discussions and permit coordination meetings.</w:t>
       </w:r>
@@ -1642,11 +1661,11 @@
       </w:pPr>
       <w:r>
         <w:rPr>
-          <w:rFonts w:ascii="Arial" w:hAnsi="Arial"/>
+          <w:rFonts w:ascii="Aptos" w:hAnsi="Aptos"/>
           <w:b/>
           <w:i w:val="0"/>
           <w:color w:val="000000"/>
-          <w:sz w:val="22"/>
+          <w:sz w:val="24"/>
         </w:rPr>
         <w:t>External Communication</w:t>
       </w:r>
@@ -1657,21 +1676,21 @@
       </w:pPr>
       <w:r>
         <w:rPr>
-          <w:rFonts w:ascii="Arial" w:hAnsi="Arial"/>
+          <w:rFonts w:ascii="Aptos" w:hAnsi="Aptos"/>
           <w:b/>
           <w:i w:val="0"/>
           <w:color w:val="000000"/>
-          <w:sz w:val="22"/>
+          <w:sz w:val="24"/>
         </w:rPr>
         <w:t>Applicant Communication:</w:t>
       </w:r>
       <w:r>
         <w:rPr>
-          <w:rFonts w:ascii="Arial" w:hAnsi="Arial"/>
+          <w:rFonts w:ascii="Aptos" w:hAnsi="Aptos"/>
           <w:b w:val="0"/>
           <w:i w:val="0"/>
           <w:color w:val="000000"/>
-          <w:sz w:val="22"/>
+          <w:sz w:val="24"/>
         </w:rPr>
         <w:t xml:space="preserve"> Notify applicants of requirements, deficiencies, and approvals.</w:t>
       </w:r>
@@ -1682,21 +1701,21 @@
       </w:pPr>
       <w:r>
         <w:rPr>
-          <w:rFonts w:ascii="Arial" w:hAnsi="Arial"/>
+          <w:rFonts w:ascii="Aptos" w:hAnsi="Aptos"/>
           <w:b/>
           <w:i w:val="0"/>
           <w:color w:val="000000"/>
-          <w:sz w:val="22"/>
+          <w:sz w:val="24"/>
         </w:rPr>
         <w:t>Contractor Communication:</w:t>
       </w:r>
       <w:r>
         <w:rPr>
-          <w:rFonts w:ascii="Arial" w:hAnsi="Arial"/>
+          <w:rFonts w:ascii="Aptos" w:hAnsi="Aptos"/>
           <w:b w:val="0"/>
           <w:i w:val="0"/>
           <w:color w:val="000000"/>
-          <w:sz w:val="22"/>
+          <w:sz w:val="24"/>
         </w:rPr>
         <w:t xml:space="preserve"> Coordinate permit requirements and application status.</w:t>
       </w:r>
@@ -1707,21 +1726,21 @@
       </w:pPr>
       <w:r>
         <w:rPr>
-          <w:rFonts w:ascii="Arial" w:hAnsi="Arial"/>
+          <w:rFonts w:ascii="Aptos" w:hAnsi="Aptos"/>
           <w:b/>
           <w:i w:val="0"/>
           <w:color w:val="000000"/>
-          <w:sz w:val="22"/>
+          <w:sz w:val="24"/>
         </w:rPr>
         <w:t>Consultant Coordination:</w:t>
       </w:r>
       <w:r>
         <w:rPr>
-          <w:rFonts w:ascii="Arial" w:hAnsi="Arial"/>
+          <w:rFonts w:ascii="Aptos" w:hAnsi="Aptos"/>
           <w:b w:val="0"/>
           <w:i w:val="0"/>
           <w:color w:val="000000"/>
-          <w:sz w:val="22"/>
+          <w:sz w:val="24"/>
         </w:rPr>
         <w:t xml:space="preserve"> Work with architects, engineers, and project representatives.</w:t>
       </w:r>
@@ -1732,11 +1751,11 @@
       </w:pPr>
       <w:r>
         <w:rPr>
-          <w:rFonts w:ascii="Arial" w:hAnsi="Arial"/>
+          <w:rFonts w:ascii="Aptos" w:hAnsi="Aptos"/>
           <w:b/>
           <w:i w:val="0"/>
           <w:color w:val="000000"/>
-          <w:sz w:val="22"/>
+          <w:sz w:val="24"/>
         </w:rPr>
         <w:t>Communication Methods</w:t>
       </w:r>
@@ -1747,11 +1766,11 @@
       </w:pPr>
       <w:r>
         <w:rPr>
-          <w:rFonts w:ascii="Arial" w:hAnsi="Arial"/>
+          <w:rFonts w:ascii="Aptos" w:hAnsi="Aptos"/>
           <w:b w:val="0"/>
           <w:i w:val="0"/>
           <w:color w:val="000000"/>
-          <w:sz w:val="22"/>
+          <w:sz w:val="24"/>
         </w:rPr>
         <w:t>Camino Notifications</w:t>
       </w:r>
@@ -1762,11 +1781,11 @@
       </w:pPr>
       <w:r>
         <w:rPr>
-          <w:rFonts w:ascii="Arial" w:hAnsi="Arial"/>
+          <w:rFonts w:ascii="Aptos" w:hAnsi="Aptos"/>
           <w:b w:val="0"/>
           <w:i w:val="0"/>
           <w:color w:val="000000"/>
-          <w:sz w:val="22"/>
+          <w:sz w:val="24"/>
         </w:rPr>
         <w:t>Outlook Email</w:t>
       </w:r>
@@ -1777,11 +1796,11 @@
       </w:pPr>
       <w:r>
         <w:rPr>
-          <w:rFonts w:ascii="Arial" w:hAnsi="Arial"/>
+          <w:rFonts w:ascii="Aptos" w:hAnsi="Aptos"/>
           <w:b w:val="0"/>
           <w:i w:val="0"/>
           <w:color w:val="000000"/>
-          <w:sz w:val="22"/>
+          <w:sz w:val="24"/>
         </w:rPr>
         <w:t>Microsoft Teams</w:t>
       </w:r>
@@ -1792,11 +1811,11 @@
       </w:pPr>
       <w:r>
         <w:rPr>
-          <w:rFonts w:ascii="Arial" w:hAnsi="Arial"/>
+          <w:rFonts w:ascii="Aptos" w:hAnsi="Aptos"/>
           <w:b w:val="0"/>
           <w:i w:val="0"/>
           <w:color w:val="000000"/>
-          <w:sz w:val="22"/>
+          <w:sz w:val="24"/>
         </w:rPr>
         <w:t>Phone Calls</w:t>
       </w:r>
@@ -1807,11 +1826,11 @@
       </w:pPr>
       <w:r>
         <w:rPr>
-          <w:rFonts w:ascii="Arial" w:hAnsi="Arial"/>
+          <w:rFonts w:ascii="Aptos" w:hAnsi="Aptos"/>
           <w:b w:val="0"/>
           <w:i w:val="0"/>
           <w:color w:val="000000"/>
-          <w:sz w:val="22"/>
+          <w:sz w:val="24"/>
         </w:rPr>
         <w:t>Spreadsheets</w:t>
       </w:r>
@@ -1822,11 +1841,11 @@
       </w:pPr>
       <w:r>
         <w:rPr>
-          <w:rFonts w:ascii="Arial" w:hAnsi="Arial"/>
+          <w:rFonts w:ascii="Aptos" w:hAnsi="Aptos"/>
           <w:b w:val="0"/>
           <w:i w:val="0"/>
           <w:color w:val="000000"/>
-          <w:sz w:val="22"/>
+          <w:sz w:val="24"/>
         </w:rPr>
         <w:t>In-Person Meetings</w:t>
       </w:r>
@@ -1837,11 +1856,11 @@
       </w:pPr>
       <w:r>
         <w:rPr>
-          <w:rFonts w:ascii="Arial" w:hAnsi="Arial"/>
+          <w:rFonts w:ascii="Aptos" w:hAnsi="Aptos"/>
           <w:b w:val="0"/>
           <w:i w:val="0"/>
           <w:color w:val="000000"/>
-          <w:sz w:val="22"/>
+          <w:sz w:val="24"/>
         </w:rPr>
         <w:t>Technology / Tools</w:t>
       </w:r>
@@ -1852,11 +1871,11 @@
       </w:pPr>
       <w:r>
         <w:rPr>
-          <w:rFonts w:ascii="Arial" w:hAnsi="Arial"/>
+          <w:rFonts w:ascii="Aptos" w:hAnsi="Aptos"/>
           <w:b/>
           <w:i w:val="0"/>
           <w:color w:val="000000"/>
-          <w:sz w:val="22"/>
+          <w:sz w:val="24"/>
         </w:rPr>
         <w:t>Core Systems</w:t>
       </w:r>
@@ -1867,11 +1886,11 @@
       </w:pPr>
       <w:r>
         <w:rPr>
-          <w:rFonts w:ascii="Arial" w:hAnsi="Arial"/>
+          <w:rFonts w:ascii="Aptos" w:hAnsi="Aptos"/>
           <w:b w:val="0"/>
           <w:i w:val="0"/>
           <w:color w:val="000000"/>
-          <w:sz w:val="22"/>
+          <w:sz w:val="24"/>
         </w:rPr>
         <w:t>Camino</w:t>
       </w:r>
@@ -1882,11 +1901,11 @@
       </w:pPr>
       <w:r>
         <w:rPr>
-          <w:rFonts w:ascii="Arial" w:hAnsi="Arial"/>
+          <w:rFonts w:ascii="Aptos" w:hAnsi="Aptos"/>
           <w:b w:val="0"/>
           <w:i w:val="0"/>
           <w:color w:val="000000"/>
-          <w:sz w:val="22"/>
+          <w:sz w:val="24"/>
         </w:rPr>
         <w:t>IPS</w:t>
       </w:r>
@@ -1897,11 +1916,11 @@
       </w:pPr>
       <w:r>
         <w:rPr>
-          <w:rFonts w:ascii="Arial" w:hAnsi="Arial"/>
+          <w:rFonts w:ascii="Aptos" w:hAnsi="Aptos"/>
           <w:b w:val="0"/>
           <w:i w:val="0"/>
           <w:color w:val="000000"/>
-          <w:sz w:val="22"/>
+          <w:sz w:val="24"/>
         </w:rPr>
         <w:t>OnBase</w:t>
       </w:r>
@@ -1912,11 +1931,11 @@
       </w:pPr>
       <w:r>
         <w:rPr>
-          <w:rFonts w:ascii="Arial" w:hAnsi="Arial"/>
+          <w:rFonts w:ascii="Aptos" w:hAnsi="Aptos"/>
           <w:b w:val="0"/>
           <w:i w:val="0"/>
           <w:color w:val="000000"/>
-          <w:sz w:val="22"/>
+          <w:sz w:val="24"/>
         </w:rPr>
         <w:t>AS400</w:t>
       </w:r>
@@ -1927,11 +1946,11 @@
       </w:pPr>
       <w:r>
         <w:rPr>
-          <w:rFonts w:ascii="Arial" w:hAnsi="Arial"/>
+          <w:rFonts w:ascii="Aptos" w:hAnsi="Aptos"/>
           <w:b w:val="0"/>
           <w:i w:val="0"/>
           <w:color w:val="000000"/>
-          <w:sz w:val="22"/>
+          <w:sz w:val="24"/>
         </w:rPr>
         <w:t>Clarity</w:t>
       </w:r>
@@ -1942,11 +1961,11 @@
       </w:pPr>
       <w:r>
         <w:rPr>
-          <w:rFonts w:ascii="Arial" w:hAnsi="Arial"/>
+          <w:rFonts w:ascii="Aptos" w:hAnsi="Aptos"/>
           <w:b w:val="0"/>
           <w:i w:val="0"/>
           <w:color w:val="000000"/>
-          <w:sz w:val="22"/>
+          <w:sz w:val="24"/>
         </w:rPr>
         <w:t>EPlanSoft</w:t>
       </w:r>
@@ -1957,11 +1976,11 @@
       </w:pPr>
       <w:r>
         <w:rPr>
-          <w:rFonts w:ascii="Arial" w:hAnsi="Arial"/>
+          <w:rFonts w:ascii="Aptos" w:hAnsi="Aptos"/>
           <w:b/>
           <w:i w:val="0"/>
           <w:color w:val="000000"/>
-          <w:sz w:val="22"/>
+          <w:sz w:val="24"/>
         </w:rPr>
         <w:t>Communication &amp; Collaboration Tools</w:t>
       </w:r>
@@ -1972,11 +1991,11 @@
       </w:pPr>
       <w:r>
         <w:rPr>
-          <w:rFonts w:ascii="Arial" w:hAnsi="Arial"/>
+          <w:rFonts w:ascii="Aptos" w:hAnsi="Aptos"/>
           <w:b w:val="0"/>
           <w:i w:val="0"/>
           <w:color w:val="000000"/>
-          <w:sz w:val="22"/>
+          <w:sz w:val="24"/>
         </w:rPr>
         <w:t>Microsoft Teams</w:t>
       </w:r>
@@ -1987,11 +2006,11 @@
       </w:pPr>
       <w:r>
         <w:rPr>
-          <w:rFonts w:ascii="Arial" w:hAnsi="Arial"/>
+          <w:rFonts w:ascii="Aptos" w:hAnsi="Aptos"/>
           <w:b w:val="0"/>
           <w:i w:val="0"/>
           <w:color w:val="000000"/>
-          <w:sz w:val="22"/>
+          <w:sz w:val="24"/>
         </w:rPr>
         <w:t>Outlook</w:t>
       </w:r>
@@ -2002,11 +2021,11 @@
       </w:pPr>
       <w:r>
         <w:rPr>
-          <w:rFonts w:ascii="Arial" w:hAnsi="Arial"/>
+          <w:rFonts w:ascii="Aptos" w:hAnsi="Aptos"/>
           <w:b w:val="0"/>
           <w:i w:val="0"/>
           <w:color w:val="000000"/>
-          <w:sz w:val="22"/>
+          <w:sz w:val="24"/>
         </w:rPr>
         <w:t>Email</w:t>
       </w:r>
@@ -2017,11 +2036,11 @@
       </w:pPr>
       <w:r>
         <w:rPr>
-          <w:rFonts w:ascii="Arial" w:hAnsi="Arial"/>
+          <w:rFonts w:ascii="Aptos" w:hAnsi="Aptos"/>
           <w:b w:val="0"/>
           <w:i w:val="0"/>
           <w:color w:val="000000"/>
-          <w:sz w:val="22"/>
+          <w:sz w:val="24"/>
         </w:rPr>
         <w:t>Phone</w:t>
       </w:r>
@@ -2032,11 +2051,11 @@
       </w:pPr>
       <w:r>
         <w:rPr>
-          <w:rFonts w:ascii="Arial" w:hAnsi="Arial"/>
+          <w:rFonts w:ascii="Aptos" w:hAnsi="Aptos"/>
           <w:b/>
           <w:i w:val="0"/>
           <w:color w:val="000000"/>
-          <w:sz w:val="22"/>
+          <w:sz w:val="24"/>
         </w:rPr>
         <w:t>Project &amp; Tracking Tools</w:t>
       </w:r>
@@ -2047,11 +2066,11 @@
       </w:pPr>
       <w:r>
         <w:rPr>
-          <w:rFonts w:ascii="Arial" w:hAnsi="Arial"/>
+          <w:rFonts w:ascii="Aptos" w:hAnsi="Aptos"/>
           <w:b w:val="0"/>
           <w:i w:val="0"/>
           <w:color w:val="000000"/>
-          <w:sz w:val="22"/>
+          <w:sz w:val="24"/>
         </w:rPr>
         <w:t>ClickUp</w:t>
       </w:r>
@@ -2062,11 +2081,11 @@
       </w:pPr>
       <w:r>
         <w:rPr>
-          <w:rFonts w:ascii="Arial" w:hAnsi="Arial"/>
+          <w:rFonts w:ascii="Aptos" w:hAnsi="Aptos"/>
           <w:b w:val="0"/>
           <w:i w:val="0"/>
           <w:color w:val="000000"/>
-          <w:sz w:val="22"/>
+          <w:sz w:val="24"/>
         </w:rPr>
         <w:t>Spreadsheets</w:t>
       </w:r>
@@ -2077,11 +2096,11 @@
       </w:pPr>
       <w:r>
         <w:rPr>
-          <w:rFonts w:ascii="Arial" w:hAnsi="Arial"/>
+          <w:rFonts w:ascii="Aptos" w:hAnsi="Aptos"/>
           <w:b w:val="0"/>
           <w:i w:val="0"/>
           <w:color w:val="000000"/>
-          <w:sz w:val="22"/>
+          <w:sz w:val="24"/>
         </w:rPr>
         <w:t>Notes</w:t>
       </w:r>
@@ -2092,11 +2111,11 @@
       </w:pPr>
       <w:r>
         <w:rPr>
-          <w:rFonts w:ascii="Arial" w:hAnsi="Arial"/>
+          <w:rFonts w:ascii="Aptos" w:hAnsi="Aptos"/>
           <w:b/>
           <w:i w:val="0"/>
           <w:color w:val="000000"/>
-          <w:sz w:val="22"/>
+          <w:sz w:val="24"/>
         </w:rPr>
         <w:t>Historical Research Tools</w:t>
       </w:r>
@@ -2107,11 +2126,11 @@
       </w:pPr>
       <w:r>
         <w:rPr>
-          <w:rFonts w:ascii="Arial" w:hAnsi="Arial"/>
+          <w:rFonts w:ascii="Aptos" w:hAnsi="Aptos"/>
           <w:b w:val="0"/>
           <w:i w:val="0"/>
           <w:color w:val="000000"/>
-          <w:sz w:val="22"/>
+          <w:sz w:val="24"/>
         </w:rPr>
         <w:t>Microfilm Archives</w:t>
       </w:r>
@@ -2122,11 +2141,11 @@
       </w:pPr>
       <w:r>
         <w:rPr>
-          <w:rFonts w:ascii="Arial" w:hAnsi="Arial"/>
+          <w:rFonts w:ascii="Aptos" w:hAnsi="Aptos"/>
           <w:b w:val="0"/>
           <w:i w:val="0"/>
           <w:color w:val="000000"/>
-          <w:sz w:val="22"/>
+          <w:sz w:val="24"/>
         </w:rPr>
         <w:t>Historical Permit Records</w:t>
       </w:r>
@@ -2137,11 +2156,11 @@
       </w:pPr>
       <w:r>
         <w:rPr>
-          <w:rFonts w:ascii="Arial" w:hAnsi="Arial"/>
+          <w:rFonts w:ascii="Aptos" w:hAnsi="Aptos"/>
           <w:b w:val="0"/>
           <w:i w:val="0"/>
           <w:color w:val="000000"/>
-          <w:sz w:val="22"/>
+          <w:sz w:val="24"/>
         </w:rPr>
         <w:t>Property Research Databases</w:t>
       </w:r>
@@ -2152,11 +2171,11 @@
       </w:pPr>
       <w:r>
         <w:rPr>
-          <w:rFonts w:ascii="Arial" w:hAnsi="Arial"/>
+          <w:rFonts w:ascii="Aptos" w:hAnsi="Aptos"/>
           <w:b/>
           <w:i w:val="0"/>
           <w:color w:val="000000"/>
-          <w:sz w:val="22"/>
+          <w:sz w:val="24"/>
         </w:rPr>
         <w:t>Specialized Resources</w:t>
       </w:r>
@@ -2167,11 +2186,11 @@
       </w:pPr>
       <w:r>
         <w:rPr>
-          <w:rFonts w:ascii="Arial" w:hAnsi="Arial"/>
+          <w:rFonts w:ascii="Aptos" w:hAnsi="Aptos"/>
           <w:b w:val="0"/>
           <w:i w:val="0"/>
           <w:color w:val="000000"/>
-          <w:sz w:val="22"/>
+          <w:sz w:val="24"/>
         </w:rPr>
         <w:t>Contractor Insurance Database</w:t>
       </w:r>
@@ -2182,11 +2201,11 @@
       </w:pPr>
       <w:r>
         <w:rPr>
-          <w:rFonts w:ascii="Arial" w:hAnsi="Arial"/>
+          <w:rFonts w:ascii="Aptos" w:hAnsi="Aptos"/>
           <w:b w:val="0"/>
           <w:i w:val="0"/>
           <w:color w:val="000000"/>
-          <w:sz w:val="22"/>
+          <w:sz w:val="24"/>
         </w:rPr>
         <w:t>Permit Review Records</w:t>
       </w:r>
@@ -2197,11 +2216,11 @@
       </w:pPr>
       <w:r>
         <w:rPr>
-          <w:rFonts w:ascii="Arial" w:hAnsi="Arial"/>
+          <w:rFonts w:ascii="Aptos" w:hAnsi="Aptos"/>
           <w:b w:val="0"/>
           <w:i w:val="0"/>
           <w:color w:val="000000"/>
-          <w:sz w:val="22"/>
+          <w:sz w:val="24"/>
         </w:rPr>
         <w:t>ROW Tracking Documents</w:t>
       </w:r>
@@ -2211,27 +2230,21 @@
         <w:pStyle w:val="Heading3"/>
       </w:pPr>
       <w:r>
+        <w:rPr/>
+        <w:t>Pain-Point:</w:t>
+      </w:r>
+    </w:p>
+    <w:p>
+      <w:pPr>
+        <w:pStyle w:val="ListParagraph"/>
+      </w:pPr>
+      <w:r>
         <w:rPr>
           <w:rFonts w:ascii="Aptos" w:hAnsi="Aptos"/>
           <w:b w:val="0"/>
           <w:i w:val="0"/>
-          <w:color w:val="0F4761"/>
-          <w:sz w:val="28"/>
-        </w:rPr>
-        <w:t>Pain-Point:</w:t>
-      </w:r>
-    </w:p>
-    <w:p>
-      <w:pPr>
-        <w:pStyle w:val="ListParagraph"/>
-      </w:pPr>
-      <w:r>
-        <w:rPr>
-          <w:rFonts w:ascii="Arial" w:hAnsi="Arial"/>
-          <w:b w:val="0"/>
-          <w:i w:val="0"/>
           <w:color w:val="000000"/>
-          <w:sz w:val="22"/>
+          <w:sz w:val="24"/>
         </w:rPr>
         <w:t>IPS Related</w:t>
       </w:r>
@@ -2242,11 +2255,11 @@
       </w:pPr>
       <w:r>
         <w:rPr>
-          <w:rFonts w:ascii="Arial" w:hAnsi="Arial"/>
+          <w:rFonts w:ascii="Aptos" w:hAnsi="Aptos"/>
           <w:b/>
           <w:i w:val="0"/>
           <w:color w:val="000000"/>
-          <w:sz w:val="22"/>
+          <w:sz w:val="24"/>
         </w:rPr>
         <w:t>System Fragmentation</w:t>
       </w:r>
@@ -2257,11 +2270,11 @@
       </w:pPr>
       <w:r>
         <w:rPr>
-          <w:rFonts w:ascii="Arial" w:hAnsi="Arial"/>
+          <w:rFonts w:ascii="Aptos" w:hAnsi="Aptos"/>
           <w:b w:val="0"/>
           <w:i w:val="0"/>
           <w:color w:val="000000"/>
-          <w:sz w:val="22"/>
+          <w:sz w:val="24"/>
         </w:rPr>
         <w:t>Split Permit &amp; Code Systems: Permit and Code Enforcement information exists in separate systems and workflows.</w:t>
       </w:r>
@@ -2272,11 +2285,11 @@
       </w:pPr>
       <w:r>
         <w:rPr>
-          <w:rFonts w:ascii="Arial" w:hAnsi="Arial"/>
+          <w:rFonts w:ascii="Aptos" w:hAnsi="Aptos"/>
           <w:b w:val="0"/>
           <w:i w:val="0"/>
           <w:color w:val="000000"/>
-          <w:sz w:val="22"/>
+          <w:sz w:val="24"/>
         </w:rPr>
         <w:t>Scattered Information: Property and permit information is distributed across IPS, Camino, AS400, OnBase, and historical archives.</w:t>
       </w:r>
@@ -2287,11 +2300,11 @@
       </w:pPr>
       <w:r>
         <w:rPr>
-          <w:rFonts w:ascii="Arial" w:hAnsi="Arial"/>
+          <w:rFonts w:ascii="Aptos" w:hAnsi="Aptos"/>
           <w:b w:val="0"/>
           <w:i w:val="0"/>
           <w:color w:val="000000"/>
-          <w:sz w:val="22"/>
+          <w:sz w:val="24"/>
         </w:rPr>
         <w:t>Research Complexity: Users must search multiple systems to understand complete property history.</w:t>
       </w:r>
@@ -2302,11 +2315,11 @@
       </w:pPr>
       <w:r>
         <w:rPr>
-          <w:rFonts w:ascii="Arial" w:hAnsi="Arial"/>
+          <w:rFonts w:ascii="Aptos" w:hAnsi="Aptos"/>
           <w:b w:val="0"/>
           <w:i w:val="0"/>
           <w:color w:val="000000"/>
-          <w:sz w:val="22"/>
+          <w:sz w:val="24"/>
         </w:rPr>
         <w:t>Difficult Information Retrieval: Finding relevant information often feels like "hunting" through multiple systems.</w:t>
       </w:r>
@@ -2317,11 +2330,11 @@
       </w:pPr>
       <w:r>
         <w:rPr>
-          <w:rFonts w:ascii="Arial" w:hAnsi="Arial"/>
+          <w:rFonts w:ascii="Aptos" w:hAnsi="Aptos"/>
           <w:b/>
           <w:i w:val="0"/>
           <w:color w:val="000000"/>
-          <w:sz w:val="22"/>
+          <w:sz w:val="24"/>
         </w:rPr>
         <w:t>Integration Limitations</w:t>
       </w:r>
@@ -2332,11 +2345,11 @@
       </w:pPr>
       <w:r>
         <w:rPr>
-          <w:rFonts w:ascii="Arial" w:hAnsi="Arial"/>
+          <w:rFonts w:ascii="Aptos" w:hAnsi="Aptos"/>
           <w:b w:val="0"/>
           <w:i w:val="0"/>
           <w:color w:val="000000"/>
-          <w:sz w:val="22"/>
+          <w:sz w:val="24"/>
         </w:rPr>
         <w:t>Limited IPS-Camino Integration: Information does not flow seamlessly between systems.</w:t>
       </w:r>
@@ -2347,11 +2360,11 @@
       </w:pPr>
       <w:r>
         <w:rPr>
-          <w:rFonts w:ascii="Arial" w:hAnsi="Arial"/>
+          <w:rFonts w:ascii="Aptos" w:hAnsi="Aptos"/>
           <w:b w:val="0"/>
           <w:i w:val="0"/>
           <w:color w:val="000000"/>
-          <w:sz w:val="22"/>
+          <w:sz w:val="24"/>
         </w:rPr>
         <w:t>No Shared Permit/Violation Visibility: Permit reviewers cannot easily see related code information.</w:t>
       </w:r>
@@ -2362,11 +2375,11 @@
       </w:pPr>
       <w:r>
         <w:rPr>
-          <w:rFonts w:ascii="Arial" w:hAnsi="Arial"/>
+          <w:rFonts w:ascii="Aptos" w:hAnsi="Aptos"/>
           <w:b w:val="0"/>
           <w:i w:val="0"/>
           <w:color w:val="000000"/>
-          <w:sz w:val="22"/>
+          <w:sz w:val="24"/>
         </w:rPr>
         <w:t>Duplicate Research Effort: Staff repeatedly search for the same information across systems.</w:t>
       </w:r>
@@ -2377,11 +2390,11 @@
       </w:pPr>
       <w:r>
         <w:rPr>
-          <w:rFonts w:ascii="Arial" w:hAnsi="Arial"/>
+          <w:rFonts w:ascii="Aptos" w:hAnsi="Aptos"/>
           <w:b w:val="0"/>
           <w:i w:val="0"/>
           <w:color w:val="000000"/>
-          <w:sz w:val="22"/>
+          <w:sz w:val="24"/>
         </w:rPr>
         <w:t>No Automatic Cross-System Notifications: Permit and code workflows do not automatically notify each other.</w:t>
       </w:r>
@@ -2392,11 +2405,11 @@
       </w:pPr>
       <w:r>
         <w:rPr>
-          <w:rFonts w:ascii="Arial" w:hAnsi="Arial"/>
+          <w:rFonts w:ascii="Aptos" w:hAnsi="Aptos"/>
           <w:b/>
           <w:i w:val="0"/>
           <w:color w:val="000000"/>
-          <w:sz w:val="22"/>
+          <w:sz w:val="24"/>
         </w:rPr>
         <w:t>Applicant Visibility Issues</w:t>
       </w:r>
@@ -2407,11 +2420,11 @@
       </w:pPr>
       <w:r>
         <w:rPr>
-          <w:rFonts w:ascii="Arial" w:hAnsi="Arial"/>
+          <w:rFonts w:ascii="Aptos" w:hAnsi="Aptos"/>
           <w:b w:val="0"/>
           <w:i w:val="0"/>
           <w:color w:val="000000"/>
-          <w:sz w:val="22"/>
+          <w:sz w:val="24"/>
         </w:rPr>
         <w:t>Limited Status Transparency: Applicants cannot easily see permit status and review progress.</w:t>
       </w:r>
@@ -2422,11 +2435,11 @@
       </w:pPr>
       <w:r>
         <w:rPr>
-          <w:rFonts w:ascii="Arial" w:hAnsi="Arial"/>
+          <w:rFonts w:ascii="Aptos" w:hAnsi="Aptos"/>
           <w:b w:val="0"/>
           <w:i w:val="0"/>
           <w:color w:val="000000"/>
-          <w:sz w:val="22"/>
+          <w:sz w:val="24"/>
         </w:rPr>
         <w:t>Review Status Gaps: Difficult for applicants to understand where applications are within the review process.</w:t>
       </w:r>
@@ -2437,11 +2450,11 @@
       </w:pPr>
       <w:r>
         <w:rPr>
-          <w:rFonts w:ascii="Arial" w:hAnsi="Arial"/>
+          <w:rFonts w:ascii="Aptos" w:hAnsi="Aptos"/>
           <w:b w:val="0"/>
           <w:i w:val="0"/>
           <w:color w:val="000000"/>
-          <w:sz w:val="22"/>
+          <w:sz w:val="24"/>
         </w:rPr>
         <w:t>Communication Burden: Staff spend significant time responding to status inquiries.</w:t>
       </w:r>
@@ -2452,11 +2465,111 @@
       </w:pPr>
       <w:r>
         <w:rPr>
-          <w:rFonts w:ascii="Arial" w:hAnsi="Arial"/>
+          <w:rFonts w:ascii="Aptos" w:hAnsi="Aptos"/>
+          <w:b/>
+          <w:i w:val="0"/>
+          <w:color w:val="000000"/>
+          <w:sz w:val="24"/>
+        </w:rPr>
+        <w:t>Documentation Challenges</w:t>
+      </w:r>
+    </w:p>
+    <w:p>
+      <w:pPr>
+        <w:pStyle w:val="ListParagraph"/>
+      </w:pPr>
+      <w:r>
+        <w:rPr>
+          <w:rFonts w:ascii="Aptos" w:hAnsi="Aptos"/>
           <w:b w:val="0"/>
           <w:i w:val="0"/>
           <w:color w:val="000000"/>
-          <w:sz w:val="22"/>
+          <w:sz w:val="24"/>
+        </w:rPr>
+        <w:t>Documentation Gaps: Existing systems do not adequately support permit documentation needs.</w:t>
+      </w:r>
+    </w:p>
+    <w:p>
+      <w:pPr>
+        <w:pStyle w:val="ListParagraph"/>
+      </w:pPr>
+      <w:r>
+        <w:rPr>
+          <w:rFonts w:ascii="Aptos" w:hAnsi="Aptos"/>
+          <w:b w:val="0"/>
+          <w:i w:val="0"/>
+          <w:color w:val="000000"/>
+          <w:sz w:val="24"/>
+        </w:rPr>
+        <w:t xml:space="preserve">Historical Records Across Multiple Sources: Research </w:t>
+      </w:r>
+      <w:r>
+        <w:rPr>
+          <w:rFonts w:ascii="Aptos" w:hAnsi="Aptos"/>
+          <w:b w:val="0"/>
+          <w:i w:val="0"/>
+          <w:color w:val="000000"/>
+          <w:sz w:val="24"/>
+        </w:rPr>
+        <w:t>requires</w:t>
+      </w:r>
+      <w:r>
+        <w:rPr>
+          <w:rFonts w:ascii="Aptos" w:hAnsi="Aptos"/>
+          <w:b w:val="0"/>
+          <w:i w:val="0"/>
+          <w:color w:val="000000"/>
+          <w:sz w:val="24"/>
+        </w:rPr>
+        <w:t xml:space="preserve"> navigating legacy repositories.</w:t>
+      </w:r>
+    </w:p>
+    <w:p>
+      <w:pPr>
+        <w:pStyle w:val="ListParagraph"/>
+      </w:pPr>
+      <w:r>
+        <w:rPr>
+          <w:rFonts w:ascii="Aptos" w:hAnsi="Aptos"/>
+          <w:b w:val="0"/>
+          <w:i w:val="0"/>
+          <w:color w:val="000000"/>
+          <w:sz w:val="24"/>
+        </w:rPr>
+        <w:t xml:space="preserve">No Centralized Repository: Information is spread across </w:t>
+      </w:r>
+      <w:r>
+        <w:rPr>
+          <w:rFonts w:ascii="Aptos" w:hAnsi="Aptos"/>
+          <w:b w:val="0"/>
+          <w:i w:val="0"/>
+          <w:color w:val="000000"/>
+          <w:sz w:val="24"/>
+        </w:rPr>
+        <w:t>numerous</w:t>
+      </w:r>
+      <w:r>
+        <w:rPr>
+          <w:rFonts w:ascii="Aptos" w:hAnsi="Aptos"/>
+          <w:b w:val="0"/>
+          <w:i w:val="0"/>
+          <w:color w:val="000000"/>
+          <w:sz w:val="24"/>
+        </w:rPr>
+        <w:t xml:space="preserve"> databases and archives.</w:t>
+      </w:r>
+    </w:p>
+    <w:p>
+      <w:pPr>
+        <w:pStyle w:val="ListParagraph"/>
+      </w:pPr>
+      <w:r>
+        <w:rPr>
+          <w:rFonts w:ascii="Aptos" w:hAnsi="Aptos"/>
+          <w:b w:val="0"/>
+          <w:i w:val="0"/>
+          <w:color w:val="000000"/>
+          <w:sz w:val="24"/>
         </w:rPr>
         <w:t>Other</w:t>
       </w:r>
@@ -2467,11 +2580,11 @@
       </w:pPr>
       <w:r>
         <w:rPr>
-          <w:rFonts w:ascii="Arial" w:hAnsi="Arial"/>
+          <w:rFonts w:ascii="Aptos" w:hAnsi="Aptos"/>
           <w:b/>
           <w:i w:val="0"/>
           <w:color w:val="000000"/>
-          <w:sz w:val="22"/>
+          <w:sz w:val="24"/>
         </w:rPr>
         <w:t>Application &amp; Review Challenges</w:t>
       </w:r>
@@ -2482,11 +2595,11 @@
       </w:pPr>
       <w:r>
         <w:rPr>
-          <w:rFonts w:ascii="Arial" w:hAnsi="Arial"/>
+          <w:rFonts w:ascii="Aptos" w:hAnsi="Aptos"/>
           <w:b w:val="0"/>
           <w:i w:val="0"/>
           <w:color w:val="000000"/>
-          <w:sz w:val="22"/>
+          <w:sz w:val="24"/>
         </w:rPr>
         <w:t>Too Many Applications: Large permit volumes create administrative workload.</w:t>
       </w:r>
@@ -2497,11 +2610,11 @@
       </w:pPr>
       <w:r>
         <w:rPr>
-          <w:rFonts w:ascii="Arial" w:hAnsi="Arial"/>
+          <w:rFonts w:ascii="Aptos" w:hAnsi="Aptos"/>
           <w:b w:val="0"/>
           <w:i w:val="0"/>
           <w:color w:val="000000"/>
-          <w:sz w:val="22"/>
+          <w:sz w:val="24"/>
         </w:rPr>
         <w:t>Incorrect Document Uploads: Applicants frequently upload incorrect or incomplete documentation.</w:t>
       </w:r>
@@ -2512,11 +2625,11 @@
       </w:pPr>
       <w:r>
         <w:rPr>
-          <w:rFonts w:ascii="Arial" w:hAnsi="Arial"/>
+          <w:rFonts w:ascii="Aptos" w:hAnsi="Aptos"/>
           <w:b w:val="0"/>
           <w:i w:val="0"/>
           <w:color w:val="000000"/>
-          <w:sz w:val="22"/>
+          <w:sz w:val="24"/>
         </w:rPr>
         <w:t>Review Delays: Applications can stall while waiting on reviews from other departments.</w:t>
       </w:r>
@@ -2527,13 +2640,33 @@
       </w:pPr>
       <w:r>
         <w:rPr>
-          <w:rFonts w:ascii="Arial" w:hAnsi="Arial"/>
+          <w:rFonts w:ascii="Aptos" w:hAnsi="Aptos"/>
           <w:b w:val="0"/>
           <w:i w:val="0"/>
           <w:color w:val="000000"/>
-          <w:sz w:val="22"/>
+          <w:sz w:val="24"/>
         </w:rPr>
-        <w:t>Manual Tracking Requirements: Staff use spreadsheets and external tools to monitor progress.</w:t>
+        <w:t xml:space="preserve">Manual Tracking Requirements: Staff use spreadsheets and external tools to </w:t>
+      </w:r>
+      <w:r>
+        <w:rPr>
+          <w:rFonts w:ascii="Aptos" w:hAnsi="Aptos"/>
+          <w:b w:val="0"/>
+          <w:i w:val="0"/>
+          <w:color w:val="000000"/>
+          <w:sz w:val="24"/>
+        </w:rPr>
+        <w:t>monitor</w:t>
+      </w:r>
+      <w:r>
+        <w:rPr>
+          <w:rFonts w:ascii="Aptos" w:hAnsi="Aptos"/>
+          <w:b w:val="0"/>
+          <w:i w:val="0"/>
+          <w:color w:val="000000"/>
+          <w:sz w:val="24"/>
+        </w:rPr>
+        <w:t xml:space="preserve"> progress.</w:t>
       </w:r>
     </w:p>
     <w:p>
@@ -2542,71 +2675,11 @@
       </w:pPr>
       <w:r>
         <w:rPr>
-          <w:rFonts w:ascii="Arial" w:hAnsi="Arial"/>
+          <w:rFonts w:ascii="Aptos" w:hAnsi="Aptos"/>
           <w:b/>
           <w:i w:val="0"/>
           <w:color w:val="000000"/>
-          <w:sz w:val="22"/>
-        </w:rPr>
-        <w:t>Documentation Challenges</w:t>
-      </w:r>
-    </w:p>
-    <w:p>
-      <w:pPr>
-        <w:pStyle w:val="ListParagraph"/>
-      </w:pPr>
-      <w:r>
-        <w:rPr>
-          <w:rFonts w:ascii="Arial" w:hAnsi="Arial"/>
-          <w:b w:val="0"/>
-          <w:i w:val="0"/>
-          <w:color w:val="000000"/>
-          <w:sz w:val="22"/>
-        </w:rPr>
-        <w:t>Documentation Gaps: Existing systems do not adequately support permit documentation needs.</w:t>
-      </w:r>
-    </w:p>
-    <w:p>
-      <w:pPr>
-        <w:pStyle w:val="ListParagraph"/>
-      </w:pPr>
-      <w:r>
-        <w:rPr>
-          <w:rFonts w:ascii="Arial" w:hAnsi="Arial"/>
-          <w:b w:val="0"/>
-          <w:i w:val="0"/>
-          <w:color w:val="000000"/>
-          <w:sz w:val="22"/>
-        </w:rPr>
-        <w:t>Historical Records Across Multiple Sources: Research requires navigating legacy repositories.</w:t>
-      </w:r>
-    </w:p>
-    <w:p>
-      <w:pPr>
-        <w:pStyle w:val="ListParagraph"/>
-      </w:pPr>
-      <w:r>
-        <w:rPr>
-          <w:rFonts w:ascii="Arial" w:hAnsi="Arial"/>
-          <w:b w:val="0"/>
-          <w:i w:val="0"/>
-          <w:color w:val="000000"/>
-          <w:sz w:val="22"/>
-        </w:rPr>
-        <w:t>No Centralized Repository: Information is spread across numerous databases and archives.</w:t>
-      </w:r>
-    </w:p>
-    <w:p>
-      <w:pPr>
-        <w:pStyle w:val="ListParagraph"/>
-      </w:pPr>
-      <w:r>
-        <w:rPr>
-          <w:rFonts w:ascii="Arial" w:hAnsi="Arial"/>
-          <w:b/>
-          <w:i w:val="0"/>
-          <w:color w:val="000000"/>
-          <w:sz w:val="22"/>
+          <w:sz w:val="24"/>
         </w:rPr>
         <w:t>Coordination Challenges</w:t>
       </w:r>
@@ -2617,11 +2690,11 @@
       </w:pPr>
       <w:r>
         <w:rPr>
-          <w:rFonts w:ascii="Arial" w:hAnsi="Arial"/>
+          <w:rFonts w:ascii="Aptos" w:hAnsi="Aptos"/>
           <w:b w:val="0"/>
           <w:i w:val="0"/>
           <w:color w:val="000000"/>
-          <w:sz w:val="22"/>
+          <w:sz w:val="24"/>
         </w:rPr>
         <w:t>Cross-Department Dependencies: Progress depends on multiple departments completing reviews.</w:t>
       </w:r>
@@ -2632,11 +2705,11 @@
       </w:pPr>
       <w:r>
         <w:rPr>
-          <w:rFonts w:ascii="Arial" w:hAnsi="Arial"/>
+          <w:rFonts w:ascii="Aptos" w:hAnsi="Aptos"/>
           <w:b w:val="0"/>
           <w:i w:val="0"/>
           <w:color w:val="000000"/>
-          <w:sz w:val="22"/>
+          <w:sz w:val="24"/>
         </w:rPr>
         <w:t>Permit-to-Code Disconnect: Code Enforcement and permitting activities are not fully synchronized.</w:t>
       </w:r>
@@ -2647,11 +2720,11 @@
       </w:pPr>
       <w:r>
         <w:rPr>
-          <w:rFonts w:ascii="Arial" w:hAnsi="Arial"/>
+          <w:rFonts w:ascii="Aptos" w:hAnsi="Aptos"/>
           <w:b w:val="0"/>
           <w:i w:val="0"/>
           <w:color w:val="000000"/>
-          <w:sz w:val="22"/>
+          <w:sz w:val="24"/>
         </w:rPr>
         <w:t>Reviewer Coordination: Managing comments and approvals from multiple reviewers is time-consuming.</w:t>
       </w:r>
@@ -2660,11 +2733,11 @@
       <w:pPr/>
       <w:r>
         <w:rPr>
-          <w:rFonts w:ascii="Arial" w:hAnsi="Arial"/>
+          <w:rFonts w:ascii="Aptos" w:hAnsi="Aptos"/>
           <w:b/>
           <w:i w:val="0"/>
           <w:color w:val="000000"/>
-          <w:sz w:val="22"/>
+          <w:sz w:val="24"/>
         </w:rPr>
         <w:t xml:space="preserve"> </w:t>
       </w:r>
@@ -2679,7 +2752,7 @@
           <w:b w:val="0"/>
           <w:i w:val="0"/>
           <w:color w:val="0F4761"/>
-          <w:sz w:val="28"/>
+          <w:sz w:val="24"/>
         </w:rPr>
         <w:t>Expectations:</w:t>
       </w:r>
@@ -2689,7 +2762,7 @@
           <w:b w:val="0"/>
           <w:i w:val="0"/>
           <w:color w:val="0F4761"/>
-          <w:sz w:val="28"/>
+          <w:sz w:val="24"/>
         </w:rPr>
         <w:t xml:space="preserve"> </w:t>
       </w:r>
@@ -2700,11 +2773,11 @@
       </w:pPr>
       <w:r>
         <w:rPr>
-          <w:rFonts w:ascii="Arial" w:hAnsi="Arial"/>
+          <w:rFonts w:ascii="Aptos" w:hAnsi="Aptos"/>
           <w:b w:val="0"/>
           <w:i w:val="0"/>
           <w:color w:val="000000"/>
-          <w:sz w:val="22"/>
+          <w:sz w:val="24"/>
         </w:rPr>
         <w:t>IPS Related</w:t>
       </w:r>
@@ -2715,11 +2788,11 @@
       </w:pPr>
       <w:r>
         <w:rPr>
-          <w:rFonts w:ascii="Arial" w:hAnsi="Arial"/>
+          <w:rFonts w:ascii="Aptos" w:hAnsi="Aptos"/>
           <w:b/>
           <w:i w:val="0"/>
           <w:color w:val="000000"/>
-          <w:sz w:val="22"/>
+          <w:sz w:val="24"/>
         </w:rPr>
         <w:t>Full IPS-Camino Integration</w:t>
       </w:r>
@@ -2730,21 +2803,21 @@
       </w:pPr>
       <w:r>
         <w:rPr>
-          <w:rFonts w:ascii="Arial" w:hAnsi="Arial"/>
-          <w:b/>
+          <w:rFonts w:ascii="Aptos" w:hAnsi="Aptos"/>
+          <w:b w:val="0"/>
           <w:i w:val="0"/>
           <w:color w:val="000000"/>
-          <w:sz w:val="22"/>
+          <w:sz w:val="24"/>
         </w:rPr>
         <w:t>Unified Permit &amp; Code Platform:</w:t>
       </w:r>
       <w:r>
         <w:rPr>
-          <w:rFonts w:ascii="Arial" w:hAnsi="Arial"/>
+          <w:rFonts w:ascii="Aptos" w:hAnsi="Aptos"/>
           <w:b w:val="0"/>
           <w:i w:val="0"/>
           <w:color w:val="000000"/>
-          <w:sz w:val="22"/>
+          <w:sz w:val="24"/>
         </w:rPr>
         <w:t xml:space="preserve"> Create a seamless connection between permit and code enforcement activities.</w:t>
       </w:r>
@@ -2755,21 +2828,21 @@
       </w:pPr>
       <w:r>
         <w:rPr>
-          <w:rFonts w:ascii="Arial" w:hAnsi="Arial"/>
-          <w:b/>
+          <w:rFonts w:ascii="Aptos" w:hAnsi="Aptos"/>
+          <w:b w:val="0"/>
           <w:i w:val="0"/>
           <w:color w:val="000000"/>
-          <w:sz w:val="22"/>
+          <w:sz w:val="24"/>
         </w:rPr>
         <w:t xml:space="preserve">Shared Case Visibility: </w:t>
       </w:r>
       <w:r>
         <w:rPr>
-          <w:rFonts w:ascii="Arial" w:hAnsi="Arial"/>
+          <w:rFonts w:ascii="Aptos" w:hAnsi="Aptos"/>
           <w:b w:val="0"/>
           <w:i w:val="0"/>
           <w:color w:val="000000"/>
-          <w:sz w:val="22"/>
+          <w:sz w:val="24"/>
         </w:rPr>
         <w:t>Allow permit reviewers and code staff to see related activities.</w:t>
       </w:r>
@@ -2780,21 +2853,21 @@
       </w:pPr>
       <w:r>
         <w:rPr>
-          <w:rFonts w:ascii="Arial" w:hAnsi="Arial"/>
-          <w:b/>
+          <w:rFonts w:ascii="Aptos" w:hAnsi="Aptos"/>
+          <w:b w:val="0"/>
           <w:i w:val="0"/>
           <w:color w:val="000000"/>
-          <w:sz w:val="22"/>
+          <w:sz w:val="24"/>
         </w:rPr>
         <w:t>Automatic Workflow Triggers:</w:t>
       </w:r>
       <w:r>
         <w:rPr>
-          <w:rFonts w:ascii="Arial" w:hAnsi="Arial"/>
+          <w:rFonts w:ascii="Aptos" w:hAnsi="Aptos"/>
           <w:b w:val="0"/>
           <w:i w:val="0"/>
           <w:color w:val="000000"/>
-          <w:sz w:val="22"/>
+          <w:sz w:val="24"/>
         </w:rPr>
         <w:t xml:space="preserve"> Permit and violation activity should trigger notifications across systems.</w:t>
       </w:r>
@@ -2805,21 +2878,21 @@
       </w:pPr>
       <w:r>
         <w:rPr>
-          <w:rFonts w:ascii="Arial" w:hAnsi="Arial"/>
-          <w:b/>
+          <w:rFonts w:ascii="Aptos" w:hAnsi="Aptos"/>
+          <w:b w:val="0"/>
           <w:i w:val="0"/>
           <w:color w:val="000000"/>
-          <w:sz w:val="22"/>
+          <w:sz w:val="24"/>
         </w:rPr>
         <w:t>Integrated Property Records</w:t>
       </w:r>
       <w:r>
         <w:rPr>
-          <w:rFonts w:ascii="Arial" w:hAnsi="Arial"/>
+          <w:rFonts w:ascii="Aptos" w:hAnsi="Aptos"/>
           <w:b w:val="0"/>
           <w:i w:val="0"/>
           <w:color w:val="000000"/>
-          <w:sz w:val="22"/>
+          <w:sz w:val="24"/>
         </w:rPr>
         <w:t>: Display permits, violations, certificates, and reviews in one place.</w:t>
       </w:r>
@@ -2830,11 +2903,11 @@
       </w:pPr>
       <w:r>
         <w:rPr>
-          <w:rFonts w:ascii="Arial" w:hAnsi="Arial"/>
+          <w:rFonts w:ascii="Aptos" w:hAnsi="Aptos"/>
           <w:b/>
           <w:i w:val="0"/>
           <w:color w:val="000000"/>
-          <w:sz w:val="22"/>
+          <w:sz w:val="24"/>
         </w:rPr>
         <w:t>Improved Property Research</w:t>
       </w:r>
@@ -2845,21 +2918,21 @@
       </w:pPr>
       <w:r>
         <w:rPr>
-          <w:rFonts w:ascii="Arial" w:hAnsi="Arial"/>
-          <w:b/>
+          <w:rFonts w:ascii="Aptos" w:hAnsi="Aptos"/>
+          <w:b w:val="0"/>
           <w:i w:val="0"/>
           <w:color w:val="000000"/>
-          <w:sz w:val="22"/>
+          <w:sz w:val="24"/>
         </w:rPr>
         <w:t>Single Property View:</w:t>
       </w:r>
       <w:r>
         <w:rPr>
-          <w:rFonts w:ascii="Arial" w:hAnsi="Arial"/>
+          <w:rFonts w:ascii="Aptos" w:hAnsi="Aptos"/>
           <w:b w:val="0"/>
           <w:i w:val="0"/>
           <w:color w:val="000000"/>
-          <w:sz w:val="22"/>
+          <w:sz w:val="24"/>
         </w:rPr>
         <w:t xml:space="preserve"> Consolidate all property information into a single record.</w:t>
       </w:r>
@@ -2870,21 +2943,21 @@
       </w:pPr>
       <w:r>
         <w:rPr>
-          <w:rFonts w:ascii="Arial" w:hAnsi="Arial"/>
-          <w:b/>
+          <w:rFonts w:ascii="Aptos" w:hAnsi="Aptos"/>
+          <w:b w:val="0"/>
           <w:i w:val="0"/>
           <w:color w:val="000000"/>
-          <w:sz w:val="22"/>
+          <w:sz w:val="24"/>
         </w:rPr>
         <w:t>Historical Data Accessibility:</w:t>
       </w:r>
       <w:r>
         <w:rPr>
-          <w:rFonts w:ascii="Arial" w:hAnsi="Arial"/>
+          <w:rFonts w:ascii="Aptos" w:hAnsi="Aptos"/>
           <w:b w:val="0"/>
           <w:i w:val="0"/>
           <w:color w:val="000000"/>
-          <w:sz w:val="22"/>
+          <w:sz w:val="24"/>
         </w:rPr>
         <w:t xml:space="preserve"> Make historical permits, violations, and certificates easier to access.</w:t>
       </w:r>
@@ -2895,21 +2968,21 @@
       </w:pPr>
       <w:r>
         <w:rPr>
-          <w:rFonts w:ascii="Arial" w:hAnsi="Arial"/>
-          <w:b/>
+          <w:rFonts w:ascii="Aptos" w:hAnsi="Aptos"/>
+          <w:b w:val="0"/>
           <w:i w:val="0"/>
           <w:color w:val="000000"/>
-          <w:sz w:val="22"/>
+          <w:sz w:val="24"/>
         </w:rPr>
         <w:t>Improved Search Capabilities:</w:t>
       </w:r>
       <w:r>
         <w:rPr>
-          <w:rFonts w:ascii="Arial" w:hAnsi="Arial"/>
+          <w:rFonts w:ascii="Aptos" w:hAnsi="Aptos"/>
           <w:b w:val="0"/>
           <w:i w:val="0"/>
           <w:color w:val="000000"/>
-          <w:sz w:val="22"/>
+          <w:sz w:val="24"/>
         </w:rPr>
         <w:t xml:space="preserve"> Reduce time spent locating information.</w:t>
       </w:r>
@@ -2920,21 +2993,21 @@
       </w:pPr>
       <w:r>
         <w:rPr>
-          <w:rFonts w:ascii="Arial" w:hAnsi="Arial"/>
-          <w:b/>
+          <w:rFonts w:ascii="Aptos" w:hAnsi="Aptos"/>
+          <w:b w:val="0"/>
           <w:i w:val="0"/>
           <w:color w:val="000000"/>
-          <w:sz w:val="22"/>
+          <w:sz w:val="24"/>
         </w:rPr>
         <w:t>Better Property Relationships:</w:t>
       </w:r>
       <w:r>
         <w:rPr>
-          <w:rFonts w:ascii="Arial" w:hAnsi="Arial"/>
+          <w:rFonts w:ascii="Aptos" w:hAnsi="Aptos"/>
           <w:b w:val="0"/>
           <w:i w:val="0"/>
           <w:color w:val="000000"/>
-          <w:sz w:val="22"/>
+          <w:sz w:val="24"/>
         </w:rPr>
         <w:t xml:space="preserve"> Display related permits, violations, and ownership information together.</w:t>
       </w:r>
@@ -2945,11 +3018,11 @@
       </w:pPr>
       <w:r>
         <w:rPr>
-          <w:rFonts w:ascii="Arial" w:hAnsi="Arial"/>
+          <w:rFonts w:ascii="Aptos" w:hAnsi="Aptos"/>
           <w:b/>
           <w:i w:val="0"/>
           <w:color w:val="000000"/>
-          <w:sz w:val="22"/>
+          <w:sz w:val="24"/>
         </w:rPr>
         <w:t>Enhanced Workflow Visibility</w:t>
       </w:r>
@@ -2960,21 +3033,21 @@
       </w:pPr>
       <w:r>
         <w:rPr>
-          <w:rFonts w:ascii="Arial" w:hAnsi="Arial"/>
-          <w:b/>
+          <w:rFonts w:ascii="Aptos" w:hAnsi="Aptos"/>
+          <w:b w:val="0"/>
           <w:i w:val="0"/>
           <w:color w:val="000000"/>
-          <w:sz w:val="22"/>
+          <w:sz w:val="24"/>
         </w:rPr>
         <w:t>Review Status Tracking:</w:t>
       </w:r>
       <w:r>
         <w:rPr>
-          <w:rFonts w:ascii="Arial" w:hAnsi="Arial"/>
+          <w:rFonts w:ascii="Aptos" w:hAnsi="Aptos"/>
           <w:b w:val="0"/>
           <w:i w:val="0"/>
           <w:color w:val="000000"/>
-          <w:sz w:val="22"/>
+          <w:sz w:val="24"/>
         </w:rPr>
         <w:t xml:space="preserve"> Improve visibility into application review progress.</w:t>
       </w:r>
@@ -2985,21 +3058,21 @@
       </w:pPr>
       <w:r>
         <w:rPr>
-          <w:rFonts w:ascii="Arial" w:hAnsi="Arial"/>
-          <w:b/>
+          <w:rFonts w:ascii="Aptos" w:hAnsi="Aptos"/>
+          <w:b w:val="0"/>
           <w:i w:val="0"/>
           <w:color w:val="000000"/>
-          <w:sz w:val="22"/>
+          <w:sz w:val="24"/>
         </w:rPr>
         <w:t>Applicant Status Visibility:</w:t>
       </w:r>
       <w:r>
         <w:rPr>
-          <w:rFonts w:ascii="Arial" w:hAnsi="Arial"/>
+          <w:rFonts w:ascii="Aptos" w:hAnsi="Aptos"/>
           <w:b w:val="0"/>
           <w:i w:val="0"/>
           <w:color w:val="000000"/>
-          <w:sz w:val="22"/>
+          <w:sz w:val="24"/>
         </w:rPr>
         <w:t xml:space="preserve"> Allow applicants to view permit status and review stages.</w:t>
       </w:r>
@@ -3010,21 +3083,21 @@
       </w:pPr>
       <w:r>
         <w:rPr>
-          <w:rFonts w:ascii="Arial" w:hAnsi="Arial"/>
-          <w:b/>
+          <w:rFonts w:ascii="Aptos" w:hAnsi="Aptos"/>
+          <w:b w:val="0"/>
           <w:i w:val="0"/>
           <w:color w:val="000000"/>
-          <w:sz w:val="22"/>
+          <w:sz w:val="24"/>
         </w:rPr>
         <w:t>Automated Notifications:</w:t>
       </w:r>
       <w:r>
         <w:rPr>
-          <w:rFonts w:ascii="Arial" w:hAnsi="Arial"/>
+          <w:rFonts w:ascii="Aptos" w:hAnsi="Aptos"/>
           <w:b w:val="0"/>
           <w:i w:val="0"/>
           <w:color w:val="000000"/>
-          <w:sz w:val="22"/>
+          <w:sz w:val="24"/>
         </w:rPr>
         <w:t xml:space="preserve"> Notify applicants, reviewers, and inspectors of important updates.</w:t>
       </w:r>
@@ -3035,34 +3108,354 @@
       </w:pPr>
       <w:r>
         <w:rPr>
-          <w:rFonts w:ascii="Arial" w:hAnsi="Arial"/>
-          <w:b/>
+          <w:rFonts w:ascii="Aptos" w:hAnsi="Aptos"/>
+          <w:b w:val="0"/>
           <w:i w:val="0"/>
           <w:color w:val="000000"/>
-          <w:sz w:val="22"/>
+          <w:sz w:val="24"/>
         </w:rPr>
         <w:t>Integrated Reporting:</w:t>
       </w:r>
       <w:r>
         <w:rPr>
-          <w:rFonts w:ascii="Arial" w:hAnsi="Arial"/>
+          <w:rFonts w:ascii="Aptos" w:hAnsi="Aptos"/>
           <w:b w:val="0"/>
           <w:i w:val="0"/>
           <w:color w:val="000000"/>
-          <w:sz w:val="22"/>
+          <w:sz w:val="24"/>
         </w:rPr>
-        <w:t xml:space="preserve"> Improve permit tracking and reporting capabilities.</w:t>
+        <w:t xml:space="preserve"> </w:t>
+      </w:r>
+      <w:r>
+        <w:rPr>
+          <w:rFonts w:ascii="Aptos" w:hAnsi="Aptos"/>
+          <w:b w:val="0"/>
+          <w:i w:val="0"/>
+          <w:color w:val="000000"/>
+          <w:sz w:val="24"/>
+        </w:rPr>
+        <w:t>Improve permit tracking and reporting capabilities.</w:t>
+      </w:r>
+    </w:p>
+    <w:p>
+      <w:pPr>
+        <w:pStyle w:val="ListParagraph"/>
+      </w:pPr>
+      <w:r>
+        <w:rPr>
+          <w:rFonts w:ascii="Aptos" w:hAnsi="Aptos"/>
+          <w:b/>
+          <w:i w:val="0"/>
+          <w:color w:val="000000"/>
+          <w:sz w:val="24"/>
+        </w:rPr>
+        <w:t>Centralized Information Management</w:t>
+      </w:r>
+    </w:p>
+    <w:p>
+      <w:pPr>
+        <w:pStyle w:val="ListParagraph"/>
+      </w:pPr>
+      <w:r>
+        <w:rPr>
+          <w:rFonts w:ascii="Aptos" w:hAnsi="Aptos"/>
+          <w:b w:val="0"/>
+          <w:i w:val="0"/>
+          <w:color w:val="000000"/>
+          <w:sz w:val="24"/>
+        </w:rPr>
+        <w:t>Single Source of Truth: Eliminate the need to use multiple applications and databases.</w:t>
+      </w:r>
+    </w:p>
+    <w:p>
+      <w:pPr>
+        <w:pStyle w:val="ListParagraph"/>
+      </w:pPr>
+      <w:r>
+        <w:rPr>
+          <w:rFonts w:ascii="Aptos" w:hAnsi="Aptos"/>
+          <w:b w:val="0"/>
+          <w:i w:val="0"/>
+          <w:color w:val="000000"/>
+          <w:sz w:val="24"/>
+        </w:rPr>
+        <w:t>Consolidated Documentation: Store all permit-related information in a centralized repository.</w:t>
+      </w:r>
+    </w:p>
+    <w:p>
+      <w:pPr>
+        <w:pStyle w:val="ListParagraph"/>
+      </w:pPr>
+      <w:r>
+        <w:rPr>
+          <w:rFonts w:ascii="Aptos" w:hAnsi="Aptos"/>
+          <w:b w:val="0"/>
+          <w:i w:val="0"/>
+          <w:color w:val="000000"/>
+          <w:sz w:val="24"/>
+        </w:rPr>
+        <w:t>Improved Historical Research: Reduce dependence on legacy systems and microfilm.</w:t>
+      </w:r>
+    </w:p>
+    <w:p>
+      <w:pPr>
+        <w:pStyle w:val="ListParagraph"/>
+      </w:pPr>
+      <w:r>
+        <w:rPr>
+          <w:rFonts w:ascii="Aptos" w:hAnsi="Aptos"/>
+          <w:b/>
+          <w:i w:val="0"/>
+          <w:color w:val="000000"/>
+          <w:sz w:val="24"/>
+        </w:rPr>
+        <w:t>Modern User Experience</w:t>
+      </w:r>
+    </w:p>
+    <w:p>
+      <w:pPr>
+        <w:pStyle w:val="ListParagraph"/>
+      </w:pPr>
+      <w:r>
+        <w:rPr>
+          <w:rFonts w:ascii="Aptos" w:hAnsi="Aptos"/>
+          <w:b/>
+          <w:i w:val="0"/>
+          <w:color w:val="000000"/>
+          <w:sz w:val="24"/>
+        </w:rPr>
+        <w:t>Customizable User Views:</w:t>
+      </w:r>
+      <w:r>
+        <w:rPr>
+          <w:rFonts w:ascii="Aptos" w:hAnsi="Aptos"/>
+          <w:b w:val="0"/>
+          <w:i w:val="0"/>
+          <w:color w:val="000000"/>
+          <w:sz w:val="24"/>
+        </w:rPr>
+        <w:t xml:space="preserve"> Allow users to configure screens and workflows based on role.</w:t>
+      </w:r>
+    </w:p>
+    <w:p>
+      <w:pPr>
+        <w:pStyle w:val="ListParagraph"/>
+      </w:pPr>
+      <w:r>
+        <w:rPr>
+          <w:rFonts w:ascii="Aptos" w:hAnsi="Aptos"/>
+          <w:b/>
+          <w:i w:val="0"/>
+          <w:color w:val="000000"/>
+          <w:sz w:val="24"/>
+        </w:rPr>
+        <w:t>Enhanced Alerts &amp; Notifications:</w:t>
+      </w:r>
+      <w:r>
+        <w:rPr>
+          <w:rFonts w:ascii="Aptos" w:hAnsi="Aptos"/>
+          <w:b w:val="0"/>
+          <w:i w:val="0"/>
+          <w:color w:val="000000"/>
+          <w:sz w:val="24"/>
+        </w:rPr>
+        <w:t xml:space="preserve"> Provide proactive reminders and workflow alerts.</w:t>
+      </w:r>
+    </w:p>
+    <w:p>
+      <w:pPr>
+        <w:pStyle w:val="ListParagraph"/>
+      </w:pPr>
+      <w:r>
+        <w:rPr>
+          <w:rFonts w:ascii="Aptos" w:hAnsi="Aptos"/>
+          <w:b/>
+          <w:i w:val="0"/>
+          <w:color w:val="000000"/>
+          <w:sz w:val="24"/>
+        </w:rPr>
+        <w:t>Improved Document Management:</w:t>
+      </w:r>
+      <w:r>
+        <w:rPr>
+          <w:rFonts w:ascii="Aptos" w:hAnsi="Aptos"/>
+          <w:b w:val="0"/>
+          <w:i w:val="0"/>
+          <w:color w:val="000000"/>
+          <w:sz w:val="24"/>
+        </w:rPr>
+        <w:t xml:space="preserve"> Better handling of plans, reviews, and permit documentation.</w:t>
+      </w:r>
+    </w:p>
+    <w:p>
+      <w:pPr>
+        <w:pStyle w:val="ListParagraph"/>
+      </w:pPr>
+      <w:r>
+        <w:rPr>
+          <w:rFonts w:ascii="Aptos" w:hAnsi="Aptos"/>
+          <w:b/>
+          <w:i w:val="0"/>
+          <w:color w:val="000000"/>
+          <w:sz w:val="24"/>
+        </w:rPr>
+        <w:t>Role-Based Dashboards:</w:t>
+      </w:r>
+      <w:r>
+        <w:rPr>
+          <w:rFonts w:ascii="Aptos" w:hAnsi="Aptos"/>
+          <w:b w:val="0"/>
+          <w:i w:val="0"/>
+          <w:color w:val="000000"/>
+          <w:sz w:val="24"/>
+        </w:rPr>
+        <w:t xml:space="preserve"> Provide permit coordinators, managers, and reviewers with tailored views.</w:t>
+      </w:r>
+    </w:p>
+    <w:p>
+      <w:pPr>
+        <w:pStyle w:val="ListParagraph"/>
+      </w:pPr>
+      <w:r>
+        <w:rPr>
+          <w:rFonts w:ascii="Aptos" w:hAnsi="Aptos"/>
+          <w:b/>
+          <w:i w:val="0"/>
+          <w:color w:val="000000"/>
+          <w:sz w:val="24"/>
+        </w:rPr>
+        <w:t>Advanced Functionality</w:t>
+      </w:r>
+    </w:p>
+    <w:p>
+      <w:pPr>
+        <w:pStyle w:val="ListParagraph"/>
+      </w:pPr>
+      <w:r>
+        <w:rPr>
+          <w:rFonts w:ascii="Aptos" w:hAnsi="Aptos"/>
+          <w:b/>
+          <w:i w:val="0"/>
+          <w:color w:val="000000"/>
+          <w:sz w:val="24"/>
+        </w:rPr>
+        <w:t>Contractor Dashboard:</w:t>
+      </w:r>
+      <w:r>
+        <w:rPr>
+          <w:rFonts w:ascii="Aptos" w:hAnsi="Aptos"/>
+          <w:b w:val="0"/>
+          <w:i w:val="0"/>
+          <w:color w:val="000000"/>
+          <w:sz w:val="24"/>
+        </w:rPr>
+        <w:t xml:space="preserve"> Better visibility into contractor information and insurance records.</w:t>
+      </w:r>
+    </w:p>
+    <w:p>
+      <w:pPr>
+        <w:pStyle w:val="ListParagraph"/>
+      </w:pPr>
+      <w:r>
+        <w:rPr>
+          <w:rFonts w:ascii="Aptos" w:hAnsi="Aptos"/>
+          <w:b/>
+          <w:i w:val="0"/>
+          <w:color w:val="000000"/>
+          <w:sz w:val="24"/>
+        </w:rPr>
+        <w:t>Configurable Reporting:</w:t>
+      </w:r>
+      <w:r>
+        <w:rPr>
+          <w:rFonts w:ascii="Aptos" w:hAnsi="Aptos"/>
+          <w:b w:val="0"/>
+          <w:i w:val="0"/>
+          <w:color w:val="000000"/>
+          <w:sz w:val="24"/>
+        </w:rPr>
+        <w:t xml:space="preserve"> Support permit metrics and operational reporting.</w:t>
+      </w:r>
+    </w:p>
+    <w:p>
+      <w:pPr>
+        <w:pStyle w:val="ListParagraph"/>
+      </w:pPr>
+      <w:r>
+        <w:rPr>
+          <w:rFonts w:ascii="Aptos" w:hAnsi="Aptos"/>
+          <w:b/>
+          <w:i w:val="0"/>
+          <w:color w:val="000000"/>
+          <w:sz w:val="24"/>
+        </w:rPr>
+        <w:t>Audit &amp; User Tracking:</w:t>
+      </w:r>
+      <w:r>
+        <w:rPr>
+          <w:rFonts w:ascii="Aptos" w:hAnsi="Aptos"/>
+          <w:b w:val="0"/>
+          <w:i w:val="0"/>
+          <w:color w:val="000000"/>
+          <w:sz w:val="24"/>
+        </w:rPr>
+        <w:t xml:space="preserve"> Improve tracking of user actions and system activity.</w:t>
+      </w:r>
+    </w:p>
+    <w:p>
+      <w:pPr>
+        <w:pStyle w:val="ListParagraph"/>
+      </w:pPr>
+      <w:r>
+        <w:rPr>
+          <w:rFonts w:ascii="Aptos" w:hAnsi="Aptos"/>
+          <w:b/>
+          <w:i w:val="0"/>
+          <w:color w:val="000000"/>
+          <w:sz w:val="24"/>
+        </w:rPr>
+        <w:t>Integrated Mapping &amp; Property Data:</w:t>
+      </w:r>
+      <w:r>
+        <w:rPr>
+          <w:rFonts w:ascii="Aptos" w:hAnsi="Aptos"/>
+          <w:b w:val="0"/>
+          <w:i w:val="0"/>
+          <w:color w:val="000000"/>
+          <w:sz w:val="24"/>
+        </w:rPr>
+        <w:t xml:space="preserve"> Connect </w:t>
+      </w:r>
+      <w:r>
+        <w:rPr>
+          <w:rFonts w:ascii="Aptos" w:hAnsi="Aptos"/>
+          <w:b w:val="0"/>
+          <w:i w:val="0"/>
+          <w:color w:val="000000"/>
+          <w:sz w:val="24"/>
+        </w:rPr>
+        <w:t>permitting</w:t>
+      </w:r>
+      <w:r>
+        <w:rPr>
+          <w:rFonts w:ascii="Aptos" w:hAnsi="Aptos"/>
+          <w:b w:val="0"/>
+          <w:i w:val="0"/>
+          <w:color w:val="000000"/>
+          <w:sz w:val="24"/>
+        </w:rPr>
+        <w:t xml:space="preserve"> workflows with parcel and property information.</w:t>
       </w:r>
     </w:p>
     <w:p>
       <w:pPr/>
       <w:r>
         <w:rPr>
-          <w:rFonts w:ascii="Arial" w:hAnsi="Arial"/>
+          <w:rFonts w:ascii="Aptos" w:hAnsi="Aptos"/>
           <w:b/>
           <w:i w:val="0"/>
           <w:color w:val="000000"/>
-          <w:sz w:val="22"/>
+          <w:sz w:val="24"/>
         </w:rPr>
         <w:t xml:space="preserve"> </w:t>
       </w:r>
@@ -3073,11 +3466,11 @@
       </w:pPr>
       <w:r>
         <w:rPr>
-          <w:rFonts w:ascii="Arial" w:hAnsi="Arial"/>
+          <w:rFonts w:ascii="Aptos" w:hAnsi="Aptos"/>
           <w:b w:val="0"/>
           <w:i w:val="0"/>
           <w:color w:val="000000"/>
-          <w:sz w:val="22"/>
+          <w:sz w:val="24"/>
         </w:rPr>
         <w:t>Other</w:t>
       </w:r>
@@ -3088,101 +3481,11 @@
       </w:pPr>
       <w:r>
         <w:rPr>
-          <w:rFonts w:ascii="Arial" w:hAnsi="Arial"/>
+          <w:rFonts w:ascii="Aptos" w:hAnsi="Aptos"/>
           <w:b/>
           <w:i w:val="0"/>
           <w:color w:val="000000"/>
-          <w:sz w:val="22"/>
-        </w:rPr>
-        <w:t>Centralized Information Management</w:t>
-      </w:r>
-    </w:p>
-    <w:p>
-      <w:pPr>
-        <w:pStyle w:val="ListParagraph"/>
-      </w:pPr>
-      <w:r>
-        <w:rPr>
-          <w:rFonts w:ascii="Arial" w:hAnsi="Arial"/>
-          <w:b/>
-          <w:i w:val="0"/>
-          <w:color w:val="000000"/>
-          <w:sz w:val="22"/>
-        </w:rPr>
-        <w:t>Single Source of Truth:</w:t>
-      </w:r>
-      <w:r>
-        <w:rPr>
-          <w:rFonts w:ascii="Arial" w:hAnsi="Arial"/>
-          <w:b w:val="0"/>
-          <w:i w:val="0"/>
-          <w:color w:val="000000"/>
-          <w:sz w:val="22"/>
-        </w:rPr>
-        <w:t xml:space="preserve"> Eliminate the need to use multiple applications and databases.</w:t>
-      </w:r>
-    </w:p>
-    <w:p>
-      <w:pPr>
-        <w:pStyle w:val="ListParagraph"/>
-      </w:pPr>
-      <w:r>
-        <w:rPr>
-          <w:rFonts w:ascii="Arial" w:hAnsi="Arial"/>
-          <w:b/>
-          <w:i w:val="0"/>
-          <w:color w:val="000000"/>
-          <w:sz w:val="22"/>
-        </w:rPr>
-        <w:t>Consolidated Documentation:</w:t>
-      </w:r>
-      <w:r>
-        <w:rPr>
-          <w:rFonts w:ascii="Arial" w:hAnsi="Arial"/>
-          <w:b w:val="0"/>
-          <w:i w:val="0"/>
-          <w:color w:val="000000"/>
-          <w:sz w:val="22"/>
-        </w:rPr>
-        <w:t xml:space="preserve"> Store all permit-related information in a centralized repository.</w:t>
-      </w:r>
-    </w:p>
-    <w:p>
-      <w:pPr>
-        <w:pStyle w:val="ListParagraph"/>
-      </w:pPr>
-      <w:r>
-        <w:rPr>
-          <w:rFonts w:ascii="Arial" w:hAnsi="Arial"/>
-          <w:b/>
-          <w:i w:val="0"/>
-          <w:color w:val="000000"/>
-          <w:sz w:val="22"/>
-        </w:rPr>
-        <w:t>Improved Historical Research:</w:t>
-      </w:r>
-      <w:r>
-        <w:rPr>
-          <w:rFonts w:ascii="Arial" w:hAnsi="Arial"/>
-          <w:b w:val="0"/>
-          <w:i w:val="0"/>
-          <w:color w:val="000000"/>
-          <w:sz w:val="22"/>
-        </w:rPr>
-        <w:t xml:space="preserve"> Reduce dependence on legacy systems and microfilm.</w:t>
-      </w:r>
-    </w:p>
-    <w:p>
-      <w:pPr>
-        <w:pStyle w:val="ListParagraph"/>
-      </w:pPr>
-      <w:r>
-        <w:rPr>
-          <w:rFonts w:ascii="Arial" w:hAnsi="Arial"/>
-          <w:b/>
-          <w:i w:val="0"/>
-          <w:color w:val="000000"/>
-          <w:sz w:val="22"/>
+          <w:sz w:val="24"/>
         </w:rPr>
         <w:t>Enhanced Collaboration</w:t>
       </w:r>
@@ -3193,21 +3496,21 @@
       </w:pPr>
       <w:r>
         <w:rPr>
-          <w:rFonts w:ascii="Arial" w:hAnsi="Arial"/>
+          <w:rFonts w:ascii="Aptos" w:hAnsi="Aptos"/>
           <w:b/>
           <w:i w:val="0"/>
           <w:color w:val="000000"/>
-          <w:sz w:val="22"/>
+          <w:sz w:val="24"/>
         </w:rPr>
         <w:t>Cross-Department Workflow Integration:</w:t>
       </w:r>
       <w:r>
         <w:rPr>
-          <w:rFonts w:ascii="Arial" w:hAnsi="Arial"/>
+          <w:rFonts w:ascii="Aptos" w:hAnsi="Aptos"/>
           <w:b w:val="0"/>
           <w:i w:val="0"/>
           <w:color w:val="000000"/>
-          <w:sz w:val="22"/>
+          <w:sz w:val="24"/>
         </w:rPr>
         <w:t xml:space="preserve"> Improve coordination among Permits, Code Enforcement, Fire, DPW, and other reviewers.</w:t>
       </w:r>
@@ -3218,21 +3521,21 @@
       </w:pPr>
       <w:r>
         <w:rPr>
-          <w:rFonts w:ascii="Arial" w:hAnsi="Arial"/>
+          <w:rFonts w:ascii="Aptos" w:hAnsi="Aptos"/>
           <w:b/>
           <w:i w:val="0"/>
           <w:color w:val="000000"/>
-          <w:sz w:val="22"/>
+          <w:sz w:val="24"/>
         </w:rPr>
         <w:t>Shared Review Visibility:</w:t>
       </w:r>
       <w:r>
         <w:rPr>
-          <w:rFonts w:ascii="Arial" w:hAnsi="Arial"/>
+          <w:rFonts w:ascii="Aptos" w:hAnsi="Aptos"/>
           <w:b w:val="0"/>
           <w:i w:val="0"/>
           <w:color w:val="000000"/>
-          <w:sz w:val="22"/>
+          <w:sz w:val="24"/>
         </w:rPr>
         <w:t xml:space="preserve"> Allow all stakeholders to view review progress and comments.</w:t>
       </w:r>
@@ -3243,266 +3546,23 @@
       </w:pPr>
       <w:r>
         <w:rPr>
-          <w:rFonts w:ascii="Arial" w:hAnsi="Arial"/>
+          <w:rFonts w:ascii="Aptos" w:hAnsi="Aptos"/>
           <w:b/>
           <w:i w:val="0"/>
           <w:color w:val="000000"/>
-          <w:sz w:val="22"/>
+          <w:sz w:val="24"/>
         </w:rPr>
         <w:t>Improved Communication Tools:</w:t>
       </w:r>
       <w:r>
         <w:rPr>
-          <w:rFonts w:ascii="Arial" w:hAnsi="Arial"/>
+          <w:rFonts w:ascii="Aptos" w:hAnsi="Aptos"/>
           <w:b w:val="0"/>
           <w:i w:val="0"/>
           <w:color w:val="000000"/>
-          <w:sz w:val="22"/>
+          <w:sz w:val="24"/>
         </w:rPr>
         <w:t xml:space="preserve"> Reduce reliance on manual follow-up and spreadsheets.</w:t>
-      </w:r>
-    </w:p>
-    <w:p>
-      <w:pPr>
-        <w:pStyle w:val="ListParagraph"/>
-      </w:pPr>
-      <w:r>
-        <w:rPr>
-          <w:rFonts w:ascii="Arial" w:hAnsi="Arial"/>
-          <w:b/>
-          <w:i w:val="0"/>
-          <w:color w:val="000000"/>
-          <w:sz w:val="22"/>
-        </w:rPr>
-        <w:t>Modern User Experience</w:t>
-      </w:r>
-    </w:p>
-    <w:p>
-      <w:pPr>
-        <w:pStyle w:val="ListParagraph"/>
-      </w:pPr>
-      <w:r>
-        <w:rPr>
-          <w:rFonts w:ascii="Arial" w:hAnsi="Arial"/>
-          <w:b/>
-          <w:i w:val="0"/>
-          <w:color w:val="000000"/>
-          <w:sz w:val="22"/>
-        </w:rPr>
-        <w:t>Customizable User Views:</w:t>
-      </w:r>
-      <w:r>
-        <w:rPr>
-          <w:rFonts w:ascii="Arial" w:hAnsi="Arial"/>
-          <w:b w:val="0"/>
-          <w:i w:val="0"/>
-          <w:color w:val="000000"/>
-          <w:sz w:val="22"/>
-        </w:rPr>
-        <w:t xml:space="preserve"> Allow users to configure screens and workflows based on role.</w:t>
-      </w:r>
-    </w:p>
-    <w:p>
-      <w:pPr>
-        <w:pStyle w:val="ListParagraph"/>
-      </w:pPr>
-      <w:r>
-        <w:rPr>
-          <w:rFonts w:ascii="Arial" w:hAnsi="Arial"/>
-          <w:b/>
-          <w:i w:val="0"/>
-          <w:color w:val="000000"/>
-          <w:sz w:val="22"/>
-        </w:rPr>
-        <w:t>Enhanced Alerts &amp; Notifications:</w:t>
-      </w:r>
-      <w:r>
-        <w:rPr>
-          <w:rFonts w:ascii="Arial" w:hAnsi="Arial"/>
-          <w:b w:val="0"/>
-          <w:i w:val="0"/>
-          <w:color w:val="000000"/>
-          <w:sz w:val="22"/>
-        </w:rPr>
-        <w:t xml:space="preserve"> Provide proactive reminders and workflow alerts.</w:t>
-      </w:r>
-    </w:p>
-    <w:p>
-      <w:pPr>
-        <w:pStyle w:val="ListParagraph"/>
-      </w:pPr>
-      <w:r>
-        <w:rPr>
-          <w:rFonts w:ascii="Arial" w:hAnsi="Arial"/>
-          <w:b/>
-          <w:i w:val="0"/>
-          <w:color w:val="000000"/>
-          <w:sz w:val="22"/>
-        </w:rPr>
-        <w:t>Improved Document Management:</w:t>
-      </w:r>
-      <w:r>
-        <w:rPr>
-          <w:rFonts w:ascii="Arial" w:hAnsi="Arial"/>
-          <w:b w:val="0"/>
-          <w:i w:val="0"/>
-          <w:color w:val="000000"/>
-          <w:sz w:val="22"/>
-        </w:rPr>
-        <w:t xml:space="preserve"> Better handling of plans, reviews, and permit documentation.</w:t>
-      </w:r>
-    </w:p>
-    <w:p>
-      <w:pPr>
-        <w:pStyle w:val="ListParagraph"/>
-      </w:pPr>
-      <w:r>
-        <w:rPr>
-          <w:rFonts w:ascii="Arial" w:hAnsi="Arial"/>
-          <w:b/>
-          <w:i w:val="0"/>
-          <w:color w:val="000000"/>
-          <w:sz w:val="22"/>
-        </w:rPr>
-        <w:t>Role-Based Dashboards:</w:t>
-      </w:r>
-      <w:r>
-        <w:rPr>
-          <w:rFonts w:ascii="Arial" w:hAnsi="Arial"/>
-          <w:b w:val="0"/>
-          <w:i w:val="0"/>
-          <w:color w:val="000000"/>
-          <w:sz w:val="22"/>
-        </w:rPr>
-        <w:t xml:space="preserve"> Provide permit coordinators, managers, and reviewers with tailored views.</w:t>
-      </w:r>
-    </w:p>
-    <w:p>
-      <w:pPr>
-        <w:pStyle w:val="ListParagraph"/>
-      </w:pPr>
-      <w:r>
-        <w:rPr>
-          <w:rFonts w:ascii="Arial" w:hAnsi="Arial"/>
-          <w:b/>
-          <w:i w:val="0"/>
-          <w:color w:val="000000"/>
-          <w:sz w:val="22"/>
-        </w:rPr>
-        <w:t>Advanced Functionality</w:t>
-      </w:r>
-    </w:p>
-    <w:p>
-      <w:pPr>
-        <w:pStyle w:val="ListParagraph"/>
-      </w:pPr>
-      <w:r>
-        <w:rPr>
-          <w:rFonts w:ascii="Arial" w:hAnsi="Arial"/>
-          <w:b/>
-          <w:i w:val="0"/>
-          <w:color w:val="000000"/>
-          <w:sz w:val="22"/>
-        </w:rPr>
-        <w:t>Contractor Dashboard:</w:t>
-      </w:r>
-      <w:r>
-        <w:rPr>
-          <w:rFonts w:ascii="Arial" w:hAnsi="Arial"/>
-          <w:b w:val="0"/>
-          <w:i w:val="0"/>
-          <w:color w:val="000000"/>
-          <w:sz w:val="22"/>
-        </w:rPr>
-        <w:t xml:space="preserve"> Better visibility into contractor information and insurance records.</w:t>
-      </w:r>
-    </w:p>
-    <w:p>
-      <w:pPr>
-        <w:pStyle w:val="ListParagraph"/>
-      </w:pPr>
-      <w:r>
-        <w:rPr>
-          <w:rFonts w:ascii="Arial" w:hAnsi="Arial"/>
-          <w:b/>
-          <w:i w:val="0"/>
-          <w:color w:val="000000"/>
-          <w:sz w:val="22"/>
-        </w:rPr>
-        <w:t>Configurable Reporting:</w:t>
-      </w:r>
-      <w:r>
-        <w:rPr>
-          <w:rFonts w:ascii="Arial" w:hAnsi="Arial"/>
-          <w:b w:val="0"/>
-          <w:i w:val="0"/>
-          <w:color w:val="000000"/>
-          <w:sz w:val="22"/>
-        </w:rPr>
-        <w:t xml:space="preserve"> Support permit metrics and operational reporting.</w:t>
-      </w:r>
-    </w:p>
-    <w:p>
-      <w:pPr>
-        <w:pStyle w:val="ListParagraph"/>
-      </w:pPr>
-      <w:r>
-        <w:rPr>
-          <w:rFonts w:ascii="Arial" w:hAnsi="Arial"/>
-          <w:b/>
-          <w:i w:val="0"/>
-          <w:color w:val="000000"/>
-          <w:sz w:val="22"/>
-        </w:rPr>
-        <w:t>Audit &amp; User Tracking:</w:t>
-      </w:r>
-      <w:r>
-        <w:rPr>
-          <w:rFonts w:ascii="Arial" w:hAnsi="Arial"/>
-          <w:b w:val="0"/>
-          <w:i w:val="0"/>
-          <w:color w:val="000000"/>
-          <w:sz w:val="22"/>
-        </w:rPr>
-        <w:t xml:space="preserve"> Improve tracking of user actions and system activity.</w:t>
-      </w:r>
-    </w:p>
-    <w:p>
-      <w:pPr>
-        <w:pStyle w:val="ListParagraph"/>
-      </w:pPr>
-      <w:r>
-        <w:rPr>
-          <w:rFonts w:ascii="Arial" w:hAnsi="Arial"/>
-          <w:b/>
-          <w:i w:val="0"/>
-          <w:color w:val="000000"/>
-          <w:sz w:val="22"/>
-        </w:rPr>
-        <w:t>Integrated Mapping &amp; Property Data:</w:t>
-      </w:r>
-      <w:r>
-        <w:rPr>
-          <w:rFonts w:ascii="Arial" w:hAnsi="Arial"/>
-          <w:b w:val="0"/>
-          <w:i w:val="0"/>
-          <w:color w:val="000000"/>
-          <w:sz w:val="22"/>
-        </w:rPr>
-        <w:t xml:space="preserve"> Connect permitting workflows with parcel and property information.</w:t>
-      </w:r>
-    </w:p>
-    <w:p>
-      <w:pPr/>
-      <w:r>
-        <w:rPr>
-          <w:rFonts w:ascii="Arial" w:hAnsi="Arial"/>
-          <w:b w:val="0"/>
-          <w:i w:val="0"/>
-          <w:color w:val="000000"/>
-          <w:sz w:val="22"/>
-        </w:rPr>
-        <w:t xml:space="preserve"> </w:t>
       </w:r>
     </w:p>
     <w:sectPr>

--- a/round1/output/docx_sections/CPO Central Permit Office.docx
+++ b/round1/output/docx_sections/CPO Central Permit Office.docx
@@ -2231,7 +2231,13 @@
       </w:pPr>
       <w:r>
         <w:rPr/>
-        <w:t>Pain-Point:</w:t>
+        <w:t>P</w:t>
+      </w:r>
+      <w:r>
+        <w:rPr>
+          <w:rStyle w:val="Heading3Char"/>
+        </w:rPr>
+        <w:t>ain-Point:</w:t>
       </w:r>
     </w:p>
     <w:p>
@@ -2747,23 +2753,23 @@
         <w:pStyle w:val="Heading3"/>
       </w:pPr>
       <w:r>
-        <w:rPr>
-          <w:rFonts w:ascii="Aptos" w:hAnsi="Aptos"/>
-          <w:b w:val="0"/>
-          <w:i w:val="0"/>
-          <w:color w:val="0F4761"/>
-          <w:sz w:val="24"/>
-        </w:rPr>
-        <w:t>Expectations:</w:t>
+        <w:rPr/>
+        <w:t>Expect</w:t>
       </w:r>
       <w:r>
-        <w:rPr>
-          <w:rFonts w:ascii="Aptos" w:hAnsi="Aptos"/>
-          <w:b w:val="0"/>
-          <w:i w:val="0"/>
-          <w:color w:val="0F4761"/>
-          <w:sz w:val="24"/>
-        </w:rPr>
+        <w:rPr/>
+        <w:t>atio</w:t>
+      </w:r>
+      <w:r>
+        <w:rPr/>
+        <w:t>n</w:t>
+      </w:r>
+      <w:r>
+        <w:rPr/>
+        <w:t>:</w:t>
+      </w:r>
+      <w:r>
+        <w:rPr/>
         <w:t xml:space="preserve"> </w:t>
       </w:r>
     </w:p>
